--- a/자료/보고서.docx
+++ b/자료/보고서.docx
@@ -18,14 +18,12 @@
           <w:numId w:val="1"/>
         </w:numPr>
       </w:pPr>
-      <w:proofErr w:type="spellStart"/>
       <w:r>
         <w:rPr>
           <w:rFonts w:hint="eastAsia"/>
         </w:rPr>
         <w:t>Rolling_Horizon</w:t>
       </w:r>
-      <w:proofErr w:type="spellEnd"/>
     </w:p>
     <w:p>
       <w:pPr>
@@ -79,6 +77,12 @@
           <w:rFonts w:hint="eastAsia"/>
         </w:rPr>
         <w:t xml:space="preserve"> 제공된 모든 시간 구간에서 방문을 실패</w:t>
+      </w:r>
+      <w:r>
+        <w:rPr>
+          <w:rFonts w:hint="eastAsia"/>
+        </w:rPr>
+        <w:t>. 최종 실패</w:t>
       </w:r>
     </w:p>
     <w:p>
@@ -206,47 +210,23 @@
           <w:numId w:val="1"/>
         </w:numPr>
       </w:pPr>
-      <w:proofErr w:type="spellStart"/>
       <w:r>
         <w:rPr>
           <w:rFonts w:hint="eastAsia"/>
         </w:rPr>
         <w:t>Time_Window</w:t>
       </w:r>
-      <w:proofErr w:type="spellEnd"/>
     </w:p>
     <w:p>
       <w:pPr>
         <w:pStyle w:val="a6"/>
         <w:ind w:left="800"/>
       </w:pPr>
-      <w:proofErr w:type="spellStart"/>
-      <w:r>
-        <w:rPr>
-          <w:rFonts w:hint="eastAsia"/>
-        </w:rPr>
-        <w:t>Ortools</w:t>
-      </w:r>
-      <w:proofErr w:type="spellEnd"/>
-      <w:r>
-        <w:rPr>
-          <w:rFonts w:hint="eastAsia"/>
-        </w:rPr>
-        <w:t xml:space="preserve"> 특성상, 특정시간 범위 내에 </w:t>
-      </w:r>
-      <w:proofErr w:type="spellStart"/>
-      <w:r>
-        <w:rPr>
-          <w:rFonts w:hint="eastAsia"/>
-        </w:rPr>
-        <w:t>특정노드를</w:t>
-      </w:r>
-      <w:proofErr w:type="spellEnd"/>
-      <w:r>
-        <w:rPr>
-          <w:rFonts w:hint="eastAsia"/>
-        </w:rPr>
-        <w:t xml:space="preserve"> 방문을 해야함.</w:t>
+      <w:r>
+        <w:rPr>
+          <w:rFonts w:hint="eastAsia"/>
+        </w:rPr>
+        <w:t>Ortools 특성상, 특정시간 범위 내에 특정노드를 방문을 해야함.</w:t>
       </w:r>
     </w:p>
     <w:p>
@@ -288,7 +268,6 @@
         </w:rPr>
         <w:t xml:space="preserve"> + </w:t>
       </w:r>
-      <w:proofErr w:type="spellStart"/>
       <w:r>
         <w:rPr>
           <w:rFonts w:ascii="맑은 고딕" w:eastAsia="맑은 고딕" w:hAnsi="맑은 고딕" w:cs="굴림"/>
@@ -299,7 +278,6 @@
         </w:rPr>
         <w:t>maxWait_min</w:t>
       </w:r>
-      <w:proofErr w:type="spellEnd"/>
       <w:r>
         <w:rPr>
           <w:rFonts w:ascii="맑은 고딕" w:eastAsia="맑은 고딕" w:hAnsi="맑은 고딕" w:cs="굴림" w:hint="eastAsia"/>
@@ -328,9 +306,58 @@
           <w:szCs w:val="22"/>
           <w14:ligatures w14:val="none"/>
         </w:rPr>
-        <w:t xml:space="preserve"> </w:t>
-      </w:r>
-      <w:proofErr w:type="spellStart"/>
+        <w:t xml:space="preserve"> Time_Window로 설정.</w:t>
+      </w:r>
+    </w:p>
+    <w:p>
+      <w:pPr>
+        <w:pStyle w:val="a6"/>
+        <w:widowControl/>
+        <w:numPr>
+          <w:ilvl w:val="0"/>
+          <w:numId w:val="1"/>
+        </w:numPr>
+        <w:wordWrap/>
+        <w:autoSpaceDE/>
+        <w:autoSpaceDN/>
+        <w:rPr>
+          <w:rFonts w:ascii="맑은 고딕" w:eastAsia="맑은 고딕" w:hAnsi="맑은 고딕" w:cs="굴림"/>
+          <w:color w:val="000000"/>
+          <w:kern w:val="0"/>
+          <w:szCs w:val="22"/>
+          <w14:ligatures w14:val="none"/>
+        </w:rPr>
+      </w:pPr>
+      <w:r>
+        <w:rPr>
+          <w:rFonts w:ascii="맑은 고딕" w:eastAsia="맑은 고딕" w:hAnsi="맑은 고딕" w:cs="굴림"/>
+          <w:color w:val="000000"/>
+          <w:kern w:val="0"/>
+          <w:szCs w:val="22"/>
+          <w14:ligatures w14:val="none"/>
+        </w:rPr>
+        <w:t>이동기록</w:t>
+      </w:r>
+    </w:p>
+    <w:p>
+      <w:pPr>
+        <w:pStyle w:val="a6"/>
+        <w:widowControl/>
+        <w:numPr>
+          <w:ilvl w:val="0"/>
+          <w:numId w:val="7"/>
+        </w:numPr>
+        <w:wordWrap/>
+        <w:autoSpaceDE/>
+        <w:autoSpaceDN/>
+        <w:rPr>
+          <w:rFonts w:ascii="맑은 고딕" w:eastAsia="맑은 고딕" w:hAnsi="맑은 고딕" w:cs="굴림"/>
+          <w:color w:val="000000"/>
+          <w:kern w:val="0"/>
+          <w:szCs w:val="22"/>
+          <w14:ligatures w14:val="none"/>
+        </w:rPr>
+      </w:pPr>
       <w:r>
         <w:rPr>
           <w:rFonts w:ascii="맑은 고딕" w:eastAsia="맑은 고딕" w:hAnsi="맑은 고딕" w:cs="굴림" w:hint="eastAsia"/>
@@ -339,9 +366,28 @@
           <w:szCs w:val="22"/>
           <w14:ligatures w14:val="none"/>
         </w:rPr>
-        <w:t>Time_Window</w:t>
-      </w:r>
-      <w:proofErr w:type="spellEnd"/>
+        <w:t>Pickup</w:t>
+      </w:r>
+    </w:p>
+    <w:p>
+      <w:pPr>
+        <w:pStyle w:val="a6"/>
+        <w:widowControl/>
+        <w:numPr>
+          <w:ilvl w:val="0"/>
+          <w:numId w:val="7"/>
+        </w:numPr>
+        <w:wordWrap/>
+        <w:autoSpaceDE/>
+        <w:autoSpaceDN/>
+        <w:rPr>
+          <w:rFonts w:ascii="맑은 고딕" w:eastAsia="맑은 고딕" w:hAnsi="맑은 고딕" w:cs="굴림"/>
+          <w:color w:val="000000"/>
+          <w:kern w:val="0"/>
+          <w:szCs w:val="22"/>
+          <w14:ligatures w14:val="none"/>
+        </w:rPr>
+      </w:pPr>
       <w:r>
         <w:rPr>
           <w:rFonts w:ascii="맑은 고딕" w:eastAsia="맑은 고딕" w:hAnsi="맑은 고딕" w:cs="굴림" w:hint="eastAsia"/>
@@ -350,7 +396,7 @@
           <w:szCs w:val="22"/>
           <w14:ligatures w14:val="none"/>
         </w:rPr>
-        <w:t>로 설정.</w:t>
+        <w:t>Delivery</w:t>
       </w:r>
     </w:p>
     <w:p>
@@ -359,7 +405,7 @@
         <w:widowControl/>
         <w:numPr>
           <w:ilvl w:val="0"/>
-          <w:numId w:val="1"/>
+          <w:numId w:val="7"/>
         </w:numPr>
         <w:wordWrap/>
         <w:autoSpaceDE/>
@@ -374,26 +420,58 @@
       </w:pPr>
       <w:r>
         <w:rPr>
+          <w:rFonts w:ascii="맑은 고딕" w:eastAsia="맑은 고딕" w:hAnsi="맑은 고딕" w:cs="굴림" w:hint="eastAsia"/>
+          <w:color w:val="000000"/>
+          <w:kern w:val="0"/>
+          <w:szCs w:val="22"/>
+          <w14:ligatures w14:val="none"/>
+        </w:rPr>
+        <w:t>Movement</w:t>
+      </w:r>
+    </w:p>
+    <w:p>
+      <w:pPr>
+        <w:widowControl/>
+        <w:wordWrap/>
+        <w:autoSpaceDE/>
+        <w:autoSpaceDN/>
+        <w:ind w:left="800"/>
+        <w:rPr>
+          <w:rFonts w:ascii="맑은 고딕" w:eastAsia="맑은 고딕" w:hAnsi="맑은 고딕" w:cs="굴림" w:hint="eastAsia"/>
+          <w:color w:val="000000"/>
+          <w:kern w:val="0"/>
+          <w:szCs w:val="22"/>
+          <w14:ligatures w14:val="none"/>
+        </w:rPr>
+      </w:pPr>
+      <w:r>
+        <w:rPr>
           <w:rFonts w:ascii="맑은 고딕" w:eastAsia="맑은 고딕" w:hAnsi="맑은 고딕" w:cs="굴림"/>
           <w:color w:val="000000"/>
           <w:kern w:val="0"/>
           <w:szCs w:val="22"/>
           <w14:ligatures w14:val="none"/>
         </w:rPr>
-        <w:t>이동기록</w:t>
-      </w:r>
-    </w:p>
-    <w:p>
-      <w:pPr>
-        <w:pStyle w:val="a6"/>
+        <w:t>E</w:t>
+      </w:r>
+      <w:r>
+        <w:rPr>
+          <w:rFonts w:ascii="맑은 고딕" w:eastAsia="맑은 고딕" w:hAnsi="맑은 고딕" w:cs="굴림" w:hint="eastAsia"/>
+          <w:color w:val="000000"/>
+          <w:kern w:val="0"/>
+          <w:szCs w:val="22"/>
+          <w14:ligatures w14:val="none"/>
+        </w:rPr>
+        <w:t>x) (Pickup) -&gt; (Delivery): 1 -&gt; 4</w:t>
+      </w:r>
+    </w:p>
+    <w:p>
+      <w:pPr>
         <w:widowControl/>
-        <w:numPr>
-          <w:ilvl w:val="0"/>
-          <w:numId w:val="7"/>
-        </w:numPr>
         <w:wordWrap/>
         <w:autoSpaceDE/>
         <w:autoSpaceDN/>
+        <w:ind w:left="800"/>
         <w:rPr>
           <w:rFonts w:ascii="맑은 고딕" w:eastAsia="맑은 고딕" w:hAnsi="맑은 고딕" w:cs="굴림"/>
           <w:color w:val="000000"/>
@@ -410,29 +488,16 @@
           <w:szCs w:val="22"/>
           <w14:ligatures w14:val="none"/>
         </w:rPr>
-        <w:t>Pickup</w:t>
-      </w:r>
-    </w:p>
-    <w:p>
-      <w:pPr>
-        <w:pStyle w:val="a6"/>
+        <w:t>비행경로: 1 -&gt; 4 -&gt; 5 -&gt; 7</w:t>
+      </w:r>
+    </w:p>
+    <w:p>
+      <w:pPr>
         <w:widowControl/>
-        <w:numPr>
-          <w:ilvl w:val="0"/>
-          <w:numId w:val="7"/>
-        </w:numPr>
         <w:wordWrap/>
         <w:autoSpaceDE/>
         <w:autoSpaceDN/>
-        <w:rPr>
-          <w:rFonts w:ascii="맑은 고딕" w:eastAsia="맑은 고딕" w:hAnsi="맑은 고딕" w:cs="굴림"/>
-          <w:color w:val="000000"/>
-          <w:kern w:val="0"/>
-          <w:szCs w:val="22"/>
-          <w14:ligatures w14:val="none"/>
-        </w:rPr>
-      </w:pPr>
-      <w:r>
+        <w:ind w:left="800"/>
         <w:rPr>
           <w:rFonts w:ascii="맑은 고딕" w:eastAsia="맑은 고딕" w:hAnsi="맑은 고딕" w:cs="굴림" w:hint="eastAsia"/>
           <w:color w:val="000000"/>
@@ -440,27 +505,6 @@
           <w:szCs w:val="22"/>
           <w14:ligatures w14:val="none"/>
         </w:rPr>
-        <w:t>Delivery</w:t>
-      </w:r>
-    </w:p>
-    <w:p>
-      <w:pPr>
-        <w:pStyle w:val="a6"/>
-        <w:widowControl/>
-        <w:numPr>
-          <w:ilvl w:val="0"/>
-          <w:numId w:val="7"/>
-        </w:numPr>
-        <w:wordWrap/>
-        <w:autoSpaceDE/>
-        <w:autoSpaceDN/>
-        <w:rPr>
-          <w:rFonts w:ascii="맑은 고딕" w:eastAsia="맑은 고딕" w:hAnsi="맑은 고딕" w:cs="굴림"/>
-          <w:color w:val="000000"/>
-          <w:kern w:val="0"/>
-          <w:szCs w:val="22"/>
-          <w14:ligatures w14:val="none"/>
-        </w:rPr>
       </w:pPr>
       <w:r>
         <w:rPr>
@@ -470,94 +514,6 @@
           <w:szCs w:val="22"/>
           <w14:ligatures w14:val="none"/>
         </w:rPr>
-        <w:t>Movement</w:t>
-      </w:r>
-    </w:p>
-    <w:p>
-      <w:pPr>
-        <w:widowControl/>
-        <w:wordWrap/>
-        <w:autoSpaceDE/>
-        <w:autoSpaceDN/>
-        <w:ind w:left="800"/>
-        <w:rPr>
-          <w:rFonts w:ascii="맑은 고딕" w:eastAsia="맑은 고딕" w:hAnsi="맑은 고딕" w:cs="굴림" w:hint="eastAsia"/>
-          <w:color w:val="000000"/>
-          <w:kern w:val="0"/>
-          <w:szCs w:val="22"/>
-          <w14:ligatures w14:val="none"/>
-        </w:rPr>
-      </w:pPr>
-      <w:r>
-        <w:rPr>
-          <w:rFonts w:ascii="맑은 고딕" w:eastAsia="맑은 고딕" w:hAnsi="맑은 고딕" w:cs="굴림"/>
-          <w:color w:val="000000"/>
-          <w:kern w:val="0"/>
-          <w:szCs w:val="22"/>
-          <w14:ligatures w14:val="none"/>
-        </w:rPr>
-        <w:t>E</w:t>
-      </w:r>
-      <w:r>
-        <w:rPr>
-          <w:rFonts w:ascii="맑은 고딕" w:eastAsia="맑은 고딕" w:hAnsi="맑은 고딕" w:cs="굴림" w:hint="eastAsia"/>
-          <w:color w:val="000000"/>
-          <w:kern w:val="0"/>
-          <w:szCs w:val="22"/>
-          <w14:ligatures w14:val="none"/>
-        </w:rPr>
-        <w:t>x) (Pickup) -&gt; (Delivery): 1 -&gt; 4</w:t>
-      </w:r>
-    </w:p>
-    <w:p>
-      <w:pPr>
-        <w:widowControl/>
-        <w:wordWrap/>
-        <w:autoSpaceDE/>
-        <w:autoSpaceDN/>
-        <w:ind w:left="800"/>
-        <w:rPr>
-          <w:rFonts w:ascii="맑은 고딕" w:eastAsia="맑은 고딕" w:hAnsi="맑은 고딕" w:cs="굴림"/>
-          <w:color w:val="000000"/>
-          <w:kern w:val="0"/>
-          <w:szCs w:val="22"/>
-          <w14:ligatures w14:val="none"/>
-        </w:rPr>
-      </w:pPr>
-      <w:r>
-        <w:rPr>
-          <w:rFonts w:ascii="맑은 고딕" w:eastAsia="맑은 고딕" w:hAnsi="맑은 고딕" w:cs="굴림" w:hint="eastAsia"/>
-          <w:color w:val="000000"/>
-          <w:kern w:val="0"/>
-          <w:szCs w:val="22"/>
-          <w14:ligatures w14:val="none"/>
-        </w:rPr>
-        <w:t>비행경로: 1 -&gt; 4 -&gt; 5 -&gt; 7</w:t>
-      </w:r>
-    </w:p>
-    <w:p>
-      <w:pPr>
-        <w:widowControl/>
-        <w:wordWrap/>
-        <w:autoSpaceDE/>
-        <w:autoSpaceDN/>
-        <w:ind w:left="800"/>
-        <w:rPr>
-          <w:rFonts w:ascii="맑은 고딕" w:eastAsia="맑은 고딕" w:hAnsi="맑은 고딕" w:cs="굴림" w:hint="eastAsia"/>
-          <w:color w:val="000000"/>
-          <w:kern w:val="0"/>
-          <w:szCs w:val="22"/>
-          <w14:ligatures w14:val="none"/>
-        </w:rPr>
-      </w:pPr>
-      <w:r>
-        <w:rPr>
-          <w:rFonts w:ascii="맑은 고딕" w:eastAsia="맑은 고딕" w:hAnsi="맑은 고딕" w:cs="굴림" w:hint="eastAsia"/>
-          <w:color w:val="000000"/>
-          <w:kern w:val="0"/>
-          <w:szCs w:val="22"/>
-          <w14:ligatures w14:val="none"/>
-        </w:rPr>
         <w:t>(1-&gt;4): (pickup-&gt;delivery) / (5-&gt;7): (Movement-&gt;Movement)</w:t>
       </w:r>
     </w:p>
@@ -633,33 +589,11 @@
           <w:numId w:val="2"/>
         </w:numPr>
       </w:pPr>
-      <w:proofErr w:type="spellStart"/>
-      <w:r>
-        <w:rPr>
-          <w:rFonts w:hint="eastAsia"/>
-        </w:rPr>
-        <w:t>Service_</w:t>
-      </w:r>
-      <w:proofErr w:type="gramStart"/>
-      <w:r>
-        <w:rPr>
-          <w:rFonts w:hint="eastAsia"/>
-        </w:rPr>
-        <w:t>Time</w:t>
-      </w:r>
-      <w:proofErr w:type="spellEnd"/>
-      <w:r>
-        <w:rPr>
-          <w:rFonts w:hint="eastAsia"/>
-        </w:rPr>
-        <w:t xml:space="preserve"> /</w:t>
-      </w:r>
-      <w:proofErr w:type="gramEnd"/>
-      <w:r>
-        <w:rPr>
-          <w:rFonts w:hint="eastAsia"/>
-        </w:rPr>
-        <w:t xml:space="preserve"> 2 동안은 반드시 충전을 진행.</w:t>
+      <w:r>
+        <w:rPr>
+          <w:rFonts w:hint="eastAsia"/>
+        </w:rPr>
+        <w:t>Service_Time / 2 동안은 반드시 충전을 진행.</w:t>
       </w:r>
     </w:p>
     <w:p>
@@ -670,109 +604,17 @@
           <w:numId w:val="5"/>
         </w:numPr>
       </w:pPr>
-      <w:proofErr w:type="spellStart"/>
-      <w:r>
-        <w:rPr>
-          <w:rFonts w:hint="eastAsia"/>
-        </w:rPr>
-        <w:t>승하차</w:t>
-      </w:r>
-      <w:proofErr w:type="spellEnd"/>
-      <w:r>
-        <w:rPr>
-          <w:rFonts w:hint="eastAsia"/>
-        </w:rPr>
-        <w:t xml:space="preserve"> 및 </w:t>
-      </w:r>
-      <w:proofErr w:type="spellStart"/>
-      <w:r>
-        <w:rPr>
-          <w:rFonts w:hint="eastAsia"/>
-        </w:rPr>
-        <w:t>택</w:t>
-      </w:r>
-      <w:r>
-        <w:rPr>
-          <w:rFonts w:hint="eastAsia"/>
-        </w:rPr>
-        <w:t>싱을</w:t>
-      </w:r>
-      <w:proofErr w:type="spellEnd"/>
-      <w:r>
-        <w:rPr>
-          <w:rFonts w:hint="eastAsia"/>
-        </w:rPr>
-        <w:t xml:space="preserve"> 총합 3분이 소요됐다고 가정하였으므로, </w:t>
-      </w:r>
-      <w:proofErr w:type="spellStart"/>
-      <w:r>
-        <w:rPr>
-          <w:rFonts w:hint="eastAsia"/>
-        </w:rPr>
-        <w:t>승하차</w:t>
-      </w:r>
-      <w:proofErr w:type="spellEnd"/>
-      <w:r>
-        <w:rPr>
-          <w:rFonts w:hint="eastAsia"/>
-        </w:rPr>
-        <w:t xml:space="preserve"> = 1.5분, </w:t>
-      </w:r>
-      <w:proofErr w:type="spellStart"/>
-      <w:r>
-        <w:rPr>
-          <w:rFonts w:hint="eastAsia"/>
-        </w:rPr>
-        <w:t>택싱</w:t>
-      </w:r>
-      <w:proofErr w:type="spellEnd"/>
-      <w:r>
-        <w:rPr>
-          <w:rFonts w:hint="eastAsia"/>
-        </w:rPr>
-        <w:t xml:space="preserve"> = 1.5분으로 가정해야 하지만 </w:t>
-      </w:r>
-      <w:proofErr w:type="spellStart"/>
-      <w:r>
-        <w:rPr>
-          <w:rFonts w:hint="eastAsia"/>
-        </w:rPr>
-        <w:t>ortools</w:t>
-      </w:r>
-      <w:proofErr w:type="spellEnd"/>
-      <w:r>
-        <w:rPr>
-          <w:rFonts w:hint="eastAsia"/>
-        </w:rPr>
-        <w:t xml:space="preserve">의 특성상 소수점의 표현은 구현 불가능하므로 </w:t>
-      </w:r>
-      <w:proofErr w:type="spellStart"/>
-      <w:r>
-        <w:rPr>
-          <w:rFonts w:hint="eastAsia"/>
-        </w:rPr>
-        <w:t>택싱</w:t>
-      </w:r>
-      <w:proofErr w:type="spellEnd"/>
-      <w:r>
-        <w:rPr>
-          <w:rFonts w:hint="eastAsia"/>
-        </w:rPr>
-        <w:t xml:space="preserve"> = 1분 </w:t>
-      </w:r>
-      <w:proofErr w:type="spellStart"/>
-      <w:r>
-        <w:rPr>
-          <w:rFonts w:hint="eastAsia"/>
-        </w:rPr>
-        <w:t>승하차</w:t>
-      </w:r>
-      <w:proofErr w:type="spellEnd"/>
-      <w:r>
-        <w:rPr>
-          <w:rFonts w:hint="eastAsia"/>
-        </w:rPr>
-        <w:t xml:space="preserve"> = 2분으로 진행.</w:t>
+      <w:r>
+        <w:rPr>
+          <w:rFonts w:hint="eastAsia"/>
+        </w:rPr>
+        <w:t>승하차 및 택</w:t>
+      </w:r>
+      <w:r>
+        <w:rPr>
+          <w:rFonts w:hint="eastAsia"/>
+        </w:rPr>
+        <w:t>싱을 총합 3분이 소요됐다고 가정하였으므로, 승하차 = 1.5분, 택싱 = 1.5분으로 가정해야 하지만 ortools의 특성상 소수점의 표현은 구현 불가능하므로 택싱 = 1분 승하차 = 2분으로 진행.</w:t>
       </w:r>
     </w:p>
     <w:p>
@@ -786,19 +628,11 @@
           <w:rFonts w:hint="eastAsia"/>
         </w:rPr>
       </w:pPr>
-      <w:proofErr w:type="spellStart"/>
-      <w:r>
-        <w:rPr>
-          <w:rFonts w:hint="eastAsia"/>
-        </w:rPr>
-        <w:t>승하차하는</w:t>
-      </w:r>
-      <w:proofErr w:type="spellEnd"/>
-      <w:r>
-        <w:rPr>
-          <w:rFonts w:hint="eastAsia"/>
-        </w:rPr>
-        <w:t xml:space="preserve"> 동안 충전을 진행. (최대한 효율적인 진행을 위함)</w:t>
+      <w:r>
+        <w:rPr>
+          <w:rFonts w:hint="eastAsia"/>
+        </w:rPr>
+        <w:t>승하차하는 동안 충전을 진행. (최대한 효율적인 진행을 위함)</w:t>
       </w:r>
     </w:p>
     <w:p>
@@ -809,19 +643,11 @@
           <w:numId w:val="2"/>
         </w:numPr>
       </w:pPr>
-      <w:proofErr w:type="spellStart"/>
-      <w:r>
-        <w:rPr>
-          <w:rFonts w:hint="eastAsia"/>
-        </w:rPr>
-        <w:t>Parking_Time</w:t>
-      </w:r>
-      <w:proofErr w:type="spellEnd"/>
-      <w:r>
-        <w:rPr>
-          <w:rFonts w:hint="eastAsia"/>
-        </w:rPr>
-        <w:t xml:space="preserve"> 동안에는 반드시 충전을 진행</w:t>
+      <w:r>
+        <w:rPr>
+          <w:rFonts w:hint="eastAsia"/>
+        </w:rPr>
+        <w:t>Parking_Time 동안에는 반드시 충전을 진행</w:t>
       </w:r>
     </w:p>
     <w:p>
@@ -943,7 +769,46 @@
         <w:rPr>
           <w:rFonts w:hint="eastAsia"/>
         </w:rPr>
-        <w:t>Overdue: 우리가 설정한 OD(PD)를 방문하지 않을 시 penalty 부여</w:t>
+        <w:t>Overdue: 우리가 설정한 OD(PD)를 방문하지 않을 시</w:t>
+      </w:r>
+      <w:r>
+        <w:rPr>
+          <w:rFonts w:hint="eastAsia"/>
+        </w:rPr>
+        <w:t>, 최종실패로 간주.</w:t>
+      </w:r>
+      <w:r>
+        <w:rPr>
+          <w:rFonts w:hint="eastAsia"/>
+        </w:rPr>
+        <w:t xml:space="preserve"> </w:t>
+      </w:r>
+    </w:p>
+    <w:p>
+      <w:pPr>
+        <w:pStyle w:val="a6"/>
+        <w:ind w:left="1160"/>
+        <w:rPr>
+          <w:rFonts w:hint="eastAsia"/>
+        </w:rPr>
+      </w:pPr>
+      <w:r>
+        <w:rPr>
+          <w:rFonts w:hint="eastAsia"/>
+        </w:rPr>
+        <w:t xml:space="preserve">-&gt; </w:t>
+      </w:r>
+      <w:r>
+        <w:rPr>
+          <w:rFonts w:hint="eastAsia"/>
+        </w:rPr>
+        <w:t>penalty 부여</w:t>
+      </w:r>
+      <w:r>
+        <w:rPr>
+          <w:rFonts w:hint="eastAsia"/>
+        </w:rPr>
+        <w:t>: 1000000 per 1 time</w:t>
       </w:r>
     </w:p>
     <w:p>
@@ -966,10 +831,30 @@
         <w:pStyle w:val="a6"/>
         <w:numPr>
           <w:ilvl w:val="0"/>
+          <w:numId w:val="4"/>
+        </w:numPr>
+        <w:rPr>
+          <w:rFonts w:hint="eastAsia"/>
+        </w:rPr>
+      </w:pPr>
+      <w:r>
+        <w:t>P</w:t>
+      </w:r>
+      <w:r>
+        <w:rPr>
+          <w:rFonts w:hint="eastAsia"/>
+        </w:rPr>
+        <w:t>enalty 부여: 10000 per 1time</w:t>
+      </w:r>
+    </w:p>
+    <w:p>
+      <w:pPr>
+        <w:pStyle w:val="a6"/>
+        <w:numPr>
+          <w:ilvl w:val="0"/>
           <w:numId w:val="9"/>
         </w:numPr>
       </w:pPr>
-      <w:proofErr w:type="spellStart"/>
       <w:r>
         <w:t>M</w:t>
       </w:r>
@@ -977,42 +862,25 @@
         <w:rPr>
           <w:rFonts w:hint="eastAsia"/>
         </w:rPr>
-        <w:t>ax_wait</w:t>
-      </w:r>
-      <w:proofErr w:type="spellEnd"/>
-      <w:r>
-        <w:rPr>
-          <w:rFonts w:hint="eastAsia"/>
-        </w:rPr>
-        <w:t xml:space="preserve">: </w:t>
-      </w:r>
-      <w:proofErr w:type="spellStart"/>
-      <w:r>
-        <w:rPr>
-          <w:rFonts w:hint="eastAsia"/>
-        </w:rPr>
-        <w:t>Max_wait</w:t>
-      </w:r>
-      <w:proofErr w:type="spellEnd"/>
-      <w:r>
-        <w:rPr>
-          <w:rFonts w:hint="eastAsia"/>
-        </w:rPr>
-        <w:t xml:space="preserve">가 짧다는 건 최대한 빨리 해결해야 한다는 의미이므로 </w:t>
-      </w:r>
-      <w:proofErr w:type="spellStart"/>
-      <w:r>
-        <w:rPr>
-          <w:rFonts w:hint="eastAsia"/>
-        </w:rPr>
-        <w:t>Max_wait</w:t>
-      </w:r>
-      <w:proofErr w:type="spellEnd"/>
-      <w:r>
-        <w:rPr>
-          <w:rFonts w:hint="eastAsia"/>
-        </w:rPr>
-        <w:t>가 낮은 OD에 대해 우선 순위를 부여</w:t>
+        <w:t>ax_wait: Max_wait가 짧다는 건 최대한 빨리 해결해야 한다는 의미이므로 Max_wait가 낮은 OD에 대해 우선 순위를 부여</w:t>
+      </w:r>
+    </w:p>
+    <w:p>
+      <w:pPr>
+        <w:pStyle w:val="a6"/>
+        <w:numPr>
+          <w:ilvl w:val="0"/>
+          <w:numId w:val="4"/>
+        </w:numPr>
+        <w:rPr>
+          <w:rFonts w:hint="eastAsia"/>
+        </w:rPr>
+      </w:pPr>
+      <w:r>
+        <w:rPr>
+          <w:rFonts w:hint="eastAsia"/>
+        </w:rPr>
+        <w:t>Penalty 부여: 1000 * (max_wait)</w:t>
       </w:r>
     </w:p>
     <w:p>
@@ -1023,19 +891,12 @@
           <w:numId w:val="9"/>
         </w:numPr>
       </w:pPr>
-      <w:proofErr w:type="spellStart"/>
-      <w:r>
-        <w:rPr>
-          <w:rFonts w:hint="eastAsia"/>
-        </w:rPr>
-        <w:t>Transportation_Joby</w:t>
-      </w:r>
-      <w:proofErr w:type="spellEnd"/>
-      <w:r>
-        <w:rPr>
-          <w:rFonts w:hint="eastAsia"/>
-        </w:rPr>
-        <w:t xml:space="preserve">: 대중교통 대비 Joby가 얼마나 더 빨리 도착하는지에 대한 penalty. </w:t>
+      <w:r>
+        <w:rPr>
+          <w:rFonts w:hint="eastAsia"/>
+        </w:rPr>
+        <w:lastRenderedPageBreak/>
+        <w:t xml:space="preserve">Transportation_Joby: 대중교통 대비 Joby가 얼마나 더 빨리 도착하는지에 대한 penalty. </w:t>
       </w:r>
     </w:p>
     <w:p>
@@ -1050,14 +911,31 @@
         <w:rPr>
           <w:rFonts w:hint="eastAsia"/>
         </w:rPr>
-        <w:t xml:space="preserve">위의 3가지가 제 아무리 좋더라도 현존하는 대중교통과 이동시간이 거의 </w:t>
-      </w:r>
-      <w:r>
-        <w:rPr>
-          <w:rFonts w:hint="eastAsia"/>
-        </w:rPr>
-        <w:lastRenderedPageBreak/>
-        <w:t>유사하다면, 사실상 의미가 없을 것이다. 따라서, 이 부분이 penalty 부여에서 중요한 부분을 차지한다고 생각</w:t>
+        <w:t>위의 3가지가 제 아무리 좋더라도 현존하는 대중교통과 이동시간이 거의 유사하다면, 사실상 의미가 없을 것이다. 따라서, 이 부분이 penalty 부여에서 중요한 부분을 차지한다고 생각</w:t>
+      </w:r>
+    </w:p>
+    <w:p>
+      <w:pPr>
+        <w:pStyle w:val="a6"/>
+        <w:numPr>
+          <w:ilvl w:val="0"/>
+          <w:numId w:val="4"/>
+        </w:numPr>
+      </w:pPr>
+      <w:r>
+        <w:rPr>
+          <w:rFonts w:hint="eastAsia"/>
+        </w:rPr>
+        <w:t xml:space="preserve">Penalty 부여: 1000(단위 변환 km -&gt; m) * (Transportation_min </w:t>
+      </w:r>
+      <w:r>
+        <w:t>–</w:t>
+      </w:r>
+      <w:r>
+        <w:rPr>
+          <w:rFonts w:hint="eastAsia"/>
+        </w:rPr>
+        <w:t xml:space="preserve"> Joby_min) * 10</w:t>
       </w:r>
     </w:p>
     <w:p>
@@ -1176,7 +1054,6 @@
           <w:rFonts w:hint="eastAsia"/>
         </w:rPr>
       </w:pPr>
-      <w:proofErr w:type="spellStart"/>
       <w:r>
         <w:t>B</w:t>
       </w:r>
@@ -1184,14 +1061,7 @@
         <w:rPr>
           <w:rFonts w:hint="eastAsia"/>
         </w:rPr>
-        <w:t>atch_id</w:t>
-      </w:r>
-      <w:proofErr w:type="spellEnd"/>
-      <w:r>
-        <w:rPr>
-          <w:rFonts w:hint="eastAsia"/>
-        </w:rPr>
-        <w:t>: passenger의 관계</w:t>
+        <w:t>atch_id: passenger의 관계</w:t>
       </w:r>
     </w:p>
     <w:sectPr>

--- a/자료/보고서.docx
+++ b/자료/보고서.docx
@@ -787,16 +787,16 @@
     <w:p>
       <w:pPr>
         <w:pStyle w:val="a6"/>
-        <w:ind w:left="1160"/>
-        <w:rPr>
-          <w:rFonts w:hint="eastAsia"/>
-        </w:rPr>
-      </w:pPr>
-      <w:r>
-        <w:rPr>
-          <w:rFonts w:hint="eastAsia"/>
-        </w:rPr>
-        <w:t xml:space="preserve">-&gt; </w:t>
+        <w:numPr>
+          <w:ilvl w:val="0"/>
+          <w:numId w:val="4"/>
+        </w:numPr>
+      </w:pPr>
+      <w:r>
+        <w:rPr>
+          <w:rFonts w:hint="eastAsia"/>
+        </w:rPr>
+        <w:t xml:space="preserve"> </w:t>
       </w:r>
       <w:r>
         <w:rPr>
@@ -816,6 +816,39 @@
         <w:pStyle w:val="a6"/>
         <w:numPr>
           <w:ilvl w:val="0"/>
+          <w:numId w:val="4"/>
+        </w:numPr>
+      </w:pPr>
+      <w:r>
+        <w:rPr>
+          <w:rFonts w:hint="eastAsia"/>
+        </w:rPr>
+        <w:t xml:space="preserve"> 하지만, Overdue가 확정된 상황에서 1000000을 부여하는 것이 되고 이는 1000000을 부여하기 전에 Overdue 상태가 됐다는 의미이므로 우리는 Dropped 개념을 대입해 미방문 하면 1000000을 부여하는 개념으로 변경.</w:t>
+      </w:r>
+    </w:p>
+    <w:p>
+      <w:pPr>
+        <w:pStyle w:val="a6"/>
+        <w:numPr>
+          <w:ilvl w:val="0"/>
+          <w:numId w:val="4"/>
+        </w:numPr>
+        <w:rPr>
+          <w:rFonts w:hint="eastAsia"/>
+        </w:rPr>
+      </w:pPr>
+      <w:r>
+        <w:rPr>
+          <w:rFonts w:hint="eastAsia"/>
+        </w:rPr>
+        <w:t>Base_Drop = 1000000</w:t>
+      </w:r>
+    </w:p>
+    <w:p>
+      <w:pPr>
+        <w:pStyle w:val="a6"/>
+        <w:numPr>
+          <w:ilvl w:val="0"/>
           <w:numId w:val="9"/>
         </w:numPr>
       </w:pPr>
@@ -838,6 +871,7 @@
         </w:rPr>
       </w:pPr>
       <w:r>
+        <w:lastRenderedPageBreak/>
         <w:t>P</w:t>
       </w:r>
       <w:r>
@@ -880,7 +914,19 @@
         <w:rPr>
           <w:rFonts w:hint="eastAsia"/>
         </w:rPr>
-        <w:t>Penalty 부여: 1000 * (max_wait)</w:t>
+        <w:t>Penalty 부여: 1000 * (</w:t>
+      </w:r>
+      <w:r>
+        <w:rPr>
+          <w:rFonts w:hint="eastAsia"/>
+        </w:rPr>
+        <w:t xml:space="preserve">Maximum_max_wait - </w:t>
+      </w:r>
+      <w:r>
+        <w:rPr>
+          <w:rFonts w:hint="eastAsia"/>
+        </w:rPr>
+        <w:t>max_wait)</w:t>
       </w:r>
     </w:p>
     <w:p>
@@ -895,7 +941,6 @@
         <w:rPr>
           <w:rFonts w:hint="eastAsia"/>
         </w:rPr>
-        <w:lastRenderedPageBreak/>
         <w:t xml:space="preserve">Transportation_Joby: 대중교통 대비 Joby가 얼마나 더 빨리 도착하는지에 대한 penalty. </w:t>
       </w:r>
     </w:p>
@@ -940,6 +985,21 @@
     </w:p>
     <w:p>
       <w:pPr>
+        <w:pStyle w:val="a6"/>
+        <w:numPr>
+          <w:ilvl w:val="0"/>
+          <w:numId w:val="4"/>
+        </w:numPr>
+      </w:pPr>
+      <w:r>
+        <w:rPr>
+          <w:rFonts w:hint="eastAsia"/>
+        </w:rPr>
+        <w:t>Transportation</w:t>
+      </w:r>
+    </w:p>
+    <w:p>
+      <w:pPr>
         <w:ind w:left="800"/>
         <w:rPr>
           <w:rFonts w:hint="eastAsia"/>
@@ -1050,9 +1110,6 @@
           <w:ilvl w:val="0"/>
           <w:numId w:val="10"/>
         </w:numPr>
-        <w:rPr>
-          <w:rFonts w:hint="eastAsia"/>
-        </w:rPr>
       </w:pPr>
       <w:r>
         <w:t>B</w:t>
@@ -1062,6 +1119,106 @@
           <w:rFonts w:hint="eastAsia"/>
         </w:rPr>
         <w:t>atch_id: passenger의 관계</w:t>
+      </w:r>
+    </w:p>
+    <w:p>
+      <w:pPr>
+        <w:ind w:left="800"/>
+      </w:pPr>
+      <w:r>
+        <w:t>E</w:t>
+      </w:r>
+      <w:r>
+        <w:rPr>
+          <w:rFonts w:hint="eastAsia"/>
+        </w:rPr>
+        <w:t xml:space="preserve">x) </w:t>
+      </w:r>
+    </w:p>
+    <w:p>
+      <w:pPr>
+        <w:ind w:left="800"/>
+      </w:pPr>
+      <w:r>
+        <w:rPr>
+          <w:rFonts w:hint="eastAsia"/>
+        </w:rPr>
+        <w:t>Request_1: 3-&gt;8 time [10, 15], batch_1</w:t>
+      </w:r>
+    </w:p>
+    <w:p>
+      <w:pPr>
+        <w:ind w:left="800"/>
+      </w:pPr>
+      <w:r>
+        <w:rPr>
+          <w:rFonts w:hint="eastAsia"/>
+        </w:rPr>
+        <w:t xml:space="preserve">Request_2: 3-&gt;8 </w:t>
+      </w:r>
+      <w:r>
+        <w:t>time [</w:t>
+      </w:r>
+      <w:r>
+        <w:rPr>
+          <w:rFonts w:hint="eastAsia"/>
+        </w:rPr>
+        <w:t>20,25], batch_1</w:t>
+      </w:r>
+    </w:p>
+    <w:p>
+      <w:pPr>
+        <w:ind w:left="800"/>
+      </w:pPr>
+      <w:r>
+        <w:rPr>
+          <w:rFonts w:hint="eastAsia"/>
+        </w:rPr>
+        <w:t>Request_</w:t>
+      </w:r>
+      <w:r>
+        <w:rPr>
+          <w:rFonts w:hint="eastAsia"/>
+        </w:rPr>
+        <w:t>3</w:t>
+      </w:r>
+      <w:r>
+        <w:rPr>
+          <w:rFonts w:hint="eastAsia"/>
+        </w:rPr>
+        <w:t xml:space="preserve">: 3-&gt;8 </w:t>
+      </w:r>
+      <w:r>
+        <w:t>time [</w:t>
+      </w:r>
+      <w:r>
+        <w:rPr>
+          <w:rFonts w:hint="eastAsia"/>
+        </w:rPr>
+        <w:t>20,25], batch_</w:t>
+      </w:r>
+      <w:r>
+        <w:rPr>
+          <w:rFonts w:hint="eastAsia"/>
+        </w:rPr>
+        <w:t>2</w:t>
+      </w:r>
+    </w:p>
+    <w:p>
+      <w:pPr>
+        <w:ind w:left="800"/>
+        <w:rPr>
+          <w:rFonts w:hint="eastAsia"/>
+        </w:rPr>
+      </w:pPr>
+      <w:r>
+        <w:t>…</w:t>
+      </w:r>
+      <w:r>
+        <w:rPr>
+          <w:rFonts w:hint="eastAsia"/>
+        </w:rPr>
+        <w:t>.</w:t>
       </w:r>
     </w:p>
     <w:sectPr>

--- a/자료/보고서.docx
+++ b/자료/보고서.docx
@@ -18,12 +18,14 @@
           <w:numId w:val="1"/>
         </w:numPr>
       </w:pPr>
+      <w:proofErr w:type="spellStart"/>
       <w:r>
         <w:rPr>
           <w:rFonts w:hint="eastAsia"/>
         </w:rPr>
         <w:t>Rolling_Horizon</w:t>
       </w:r>
+      <w:proofErr w:type="spellEnd"/>
     </w:p>
     <w:p>
       <w:pPr>
@@ -39,6 +41,12 @@
         </w:rPr>
         <w:t>구간 30분, 갱신은 20분</w:t>
       </w:r>
+      <w:r>
+        <w:rPr>
+          <w:rFonts w:hint="eastAsia"/>
+        </w:rPr>
+        <w:t xml:space="preserve"> -&gt; [0,30] -&gt; [20, 50] -&gt; [40, 70]</w:t>
+      </w:r>
     </w:p>
     <w:p>
       <w:pPr>
@@ -92,9 +100,6 @@
           <w:ilvl w:val="0"/>
           <w:numId w:val="3"/>
         </w:numPr>
-        <w:rPr>
-          <w:rFonts w:hint="eastAsia"/>
-        </w:rPr>
       </w:pPr>
       <w:r>
         <w:rPr>
@@ -146,9 +151,6 @@
           <w:ilvl w:val="0"/>
           <w:numId w:val="4"/>
         </w:numPr>
-        <w:rPr>
-          <w:rFonts w:hint="eastAsia"/>
-        </w:rPr>
       </w:pPr>
       <w:r>
         <w:rPr>
@@ -159,6 +161,9 @@
     </w:p>
     <w:p>
       <w:r>
+        <w:rPr>
+          <w:noProof/>
+        </w:rPr>
         <w:drawing>
           <wp:inline distT="0" distB="0" distL="0" distR="0" wp14:anchorId="0A7F1AE2" wp14:editId="04A3A6D6">
             <wp:extent cx="5731510" cy="2656205"/>
@@ -175,7 +180,7 @@
                     <pic:cNvPicPr/>
                   </pic:nvPicPr>
                   <pic:blipFill>
-                    <a:blip r:embed="rId5"/>
+                    <a:blip r:embed="rId7"/>
                     <a:stretch>
                       <a:fillRect/>
                     </a:stretch>
@@ -210,23 +215,47 @@
           <w:numId w:val="1"/>
         </w:numPr>
       </w:pPr>
+      <w:proofErr w:type="spellStart"/>
       <w:r>
         <w:rPr>
           <w:rFonts w:hint="eastAsia"/>
         </w:rPr>
         <w:t>Time_Window</w:t>
       </w:r>
+      <w:proofErr w:type="spellEnd"/>
     </w:p>
     <w:p>
       <w:pPr>
         <w:pStyle w:val="a6"/>
         <w:ind w:left="800"/>
       </w:pPr>
-      <w:r>
-        <w:rPr>
-          <w:rFonts w:hint="eastAsia"/>
-        </w:rPr>
-        <w:t>Ortools 특성상, 특정시간 범위 내에 특정노드를 방문을 해야함.</w:t>
+      <w:proofErr w:type="spellStart"/>
+      <w:r>
+        <w:rPr>
+          <w:rFonts w:hint="eastAsia"/>
+        </w:rPr>
+        <w:t>Ortools</w:t>
+      </w:r>
+      <w:proofErr w:type="spellEnd"/>
+      <w:r>
+        <w:rPr>
+          <w:rFonts w:hint="eastAsia"/>
+        </w:rPr>
+        <w:t xml:space="preserve"> 특성상, 특정시간 범위 내에 </w:t>
+      </w:r>
+      <w:proofErr w:type="spellStart"/>
+      <w:r>
+        <w:rPr>
+          <w:rFonts w:hint="eastAsia"/>
+        </w:rPr>
+        <w:t>특정노드를</w:t>
+      </w:r>
+      <w:proofErr w:type="spellEnd"/>
+      <w:r>
+        <w:rPr>
+          <w:rFonts w:hint="eastAsia"/>
+        </w:rPr>
+        <w:t xml:space="preserve"> 방문을 해야함.</w:t>
       </w:r>
     </w:p>
     <w:p>
@@ -268,6 +297,7 @@
         </w:rPr>
         <w:t xml:space="preserve"> + </w:t>
       </w:r>
+      <w:proofErr w:type="spellStart"/>
       <w:r>
         <w:rPr>
           <w:rFonts w:ascii="맑은 고딕" w:eastAsia="맑은 고딕" w:hAnsi="맑은 고딕" w:cs="굴림"/>
@@ -278,6 +308,7 @@
         </w:rPr>
         <w:t>maxWait_min</w:t>
       </w:r>
+      <w:proofErr w:type="spellEnd"/>
       <w:r>
         <w:rPr>
           <w:rFonts w:ascii="맑은 고딕" w:eastAsia="맑은 고딕" w:hAnsi="맑은 고딕" w:cs="굴림" w:hint="eastAsia"/>
@@ -306,7 +337,29 @@
           <w:szCs w:val="22"/>
           <w14:ligatures w14:val="none"/>
         </w:rPr>
-        <w:t xml:space="preserve"> Time_Window로 설정.</w:t>
+        <w:t xml:space="preserve"> </w:t>
+      </w:r>
+      <w:proofErr w:type="spellStart"/>
+      <w:r>
+        <w:rPr>
+          <w:rFonts w:ascii="맑은 고딕" w:eastAsia="맑은 고딕" w:hAnsi="맑은 고딕" w:cs="굴림" w:hint="eastAsia"/>
+          <w:color w:val="000000"/>
+          <w:kern w:val="0"/>
+          <w:szCs w:val="22"/>
+          <w14:ligatures w14:val="none"/>
+        </w:rPr>
+        <w:t>Time_Window</w:t>
+      </w:r>
+      <w:proofErr w:type="spellEnd"/>
+      <w:r>
+        <w:rPr>
+          <w:rFonts w:ascii="맑은 고딕" w:eastAsia="맑은 고딕" w:hAnsi="맑은 고딕" w:cs="굴림" w:hint="eastAsia"/>
+          <w:color w:val="000000"/>
+          <w:kern w:val="0"/>
+          <w:szCs w:val="22"/>
+          <w14:ligatures w14:val="none"/>
+        </w:rPr>
+        <w:t>로 설정.</w:t>
       </w:r>
     </w:p>
     <w:p>
@@ -431,20 +484,77 @@
     </w:p>
     <w:p>
       <w:pPr>
+        <w:pStyle w:val="a6"/>
+        <w:widowControl/>
+        <w:numPr>
+          <w:ilvl w:val="0"/>
+          <w:numId w:val="7"/>
+        </w:numPr>
+        <w:wordWrap/>
+        <w:autoSpaceDE/>
+        <w:autoSpaceDN/>
+        <w:rPr>
+          <w:rFonts w:ascii="맑은 고딕" w:eastAsia="맑은 고딕" w:hAnsi="맑은 고딕" w:cs="굴림"/>
+          <w:color w:val="000000"/>
+          <w:kern w:val="0"/>
+          <w:szCs w:val="22"/>
+          <w14:ligatures w14:val="none"/>
+        </w:rPr>
+      </w:pPr>
+      <w:r>
+        <w:rPr>
+          <w:rFonts w:ascii="맑은 고딕" w:eastAsia="맑은 고딕" w:hAnsi="맑은 고딕" w:cs="굴림" w:hint="eastAsia"/>
+          <w:color w:val="000000"/>
+          <w:kern w:val="0"/>
+          <w:szCs w:val="22"/>
+          <w14:ligatures w14:val="none"/>
+        </w:rPr>
+        <w:t>Stay</w:t>
+      </w:r>
+    </w:p>
+    <w:p>
+      <w:pPr>
         <w:widowControl/>
         <w:wordWrap/>
         <w:autoSpaceDE/>
         <w:autoSpaceDN/>
         <w:ind w:left="800"/>
         <w:rPr>
+          <w:rFonts w:ascii="맑은 고딕" w:eastAsia="맑은 고딕" w:hAnsi="맑은 고딕" w:cs="굴림"/>
+          <w:color w:val="000000"/>
+          <w:kern w:val="0"/>
+          <w:szCs w:val="22"/>
+          <w14:ligatures w14:val="none"/>
+        </w:rPr>
+      </w:pPr>
+      <w:r>
+        <w:rPr>
+          <w:rFonts w:ascii="맑은 고딕" w:eastAsia="맑은 고딕" w:hAnsi="맑은 고딕" w:cs="굴림"/>
+          <w:color w:val="000000"/>
+          <w:kern w:val="0"/>
+          <w:szCs w:val="22"/>
+          <w14:ligatures w14:val="none"/>
+        </w:rPr>
+        <w:t>E</w:t>
+      </w:r>
+      <w:r>
+        <w:rPr>
           <w:rFonts w:ascii="맑은 고딕" w:eastAsia="맑은 고딕" w:hAnsi="맑은 고딕" w:cs="굴림" w:hint="eastAsia"/>
           <w:color w:val="000000"/>
           <w:kern w:val="0"/>
           <w:szCs w:val="22"/>
           <w14:ligatures w14:val="none"/>
         </w:rPr>
-      </w:pPr>
-      <w:r>
+        <w:t>x) (Pickup) -&gt; (Delivery): 1 -&gt; 4</w:t>
+      </w:r>
+    </w:p>
+    <w:p>
+      <w:pPr>
+        <w:widowControl/>
+        <w:wordWrap/>
+        <w:autoSpaceDE/>
+        <w:autoSpaceDN/>
+        <w:ind w:left="800"/>
         <w:rPr>
           <w:rFonts w:ascii="맑은 고딕" w:eastAsia="맑은 고딕" w:hAnsi="맑은 고딕" w:cs="굴림"/>
           <w:color w:val="000000"/>
@@ -452,8 +562,7 @@
           <w:szCs w:val="22"/>
           <w14:ligatures w14:val="none"/>
         </w:rPr>
-        <w:t>E</w:t>
-      </w:r>
+      </w:pPr>
       <w:r>
         <w:rPr>
           <w:rFonts w:ascii="맑은 고딕" w:eastAsia="맑은 고딕" w:hAnsi="맑은 고딕" w:cs="굴림" w:hint="eastAsia"/>
@@ -462,7 +571,7 @@
           <w:szCs w:val="22"/>
           <w14:ligatures w14:val="none"/>
         </w:rPr>
-        <w:t>x) (Pickup) -&gt; (Delivery): 1 -&gt; 4</w:t>
+        <w:t>비행경로: 1 -&gt; 4 -&gt; 5 -&gt; 7</w:t>
       </w:r>
     </w:p>
     <w:p>
@@ -488,32 +597,7 @@
           <w:szCs w:val="22"/>
           <w14:ligatures w14:val="none"/>
         </w:rPr>
-        <w:t>비행경로: 1 -&gt; 4 -&gt; 5 -&gt; 7</w:t>
-      </w:r>
-    </w:p>
-    <w:p>
-      <w:pPr>
-        <w:widowControl/>
-        <w:wordWrap/>
-        <w:autoSpaceDE/>
-        <w:autoSpaceDN/>
-        <w:ind w:left="800"/>
-        <w:rPr>
-          <w:rFonts w:ascii="맑은 고딕" w:eastAsia="맑은 고딕" w:hAnsi="맑은 고딕" w:cs="굴림" w:hint="eastAsia"/>
-          <w:color w:val="000000"/>
-          <w:kern w:val="0"/>
-          <w:szCs w:val="22"/>
-          <w14:ligatures w14:val="none"/>
-        </w:rPr>
-      </w:pPr>
-      <w:r>
-        <w:rPr>
-          <w:rFonts w:ascii="맑은 고딕" w:eastAsia="맑은 고딕" w:hAnsi="맑은 고딕" w:cs="굴림" w:hint="eastAsia"/>
-          <w:color w:val="000000"/>
-          <w:kern w:val="0"/>
-          <w:szCs w:val="22"/>
-          <w14:ligatures w14:val="none"/>
-        </w:rPr>
+        <w:lastRenderedPageBreak/>
         <w:t>(1-&gt;4): (pickup-&gt;delivery) / (5-&gt;7): (Movement-&gt;Movement)</w:t>
       </w:r>
     </w:p>
@@ -529,7 +613,6 @@
         <w:rPr>
           <w:rFonts w:hint="eastAsia"/>
         </w:rPr>
-        <w:lastRenderedPageBreak/>
         <w:t>충전방식</w:t>
       </w:r>
     </w:p>
@@ -570,9 +653,6 @@
           <w:ilvl w:val="0"/>
           <w:numId w:val="6"/>
         </w:numPr>
-        <w:rPr>
-          <w:rFonts w:hint="eastAsia"/>
-        </w:rPr>
       </w:pPr>
       <w:r>
         <w:rPr>
@@ -589,11 +669,33 @@
           <w:numId w:val="2"/>
         </w:numPr>
       </w:pPr>
-      <w:r>
-        <w:rPr>
-          <w:rFonts w:hint="eastAsia"/>
-        </w:rPr>
-        <w:t>Service_Time / 2 동안은 반드시 충전을 진행.</w:t>
+      <w:proofErr w:type="spellStart"/>
+      <w:r>
+        <w:rPr>
+          <w:rFonts w:hint="eastAsia"/>
+        </w:rPr>
+        <w:t>Service_</w:t>
+      </w:r>
+      <w:proofErr w:type="gramStart"/>
+      <w:r>
+        <w:rPr>
+          <w:rFonts w:hint="eastAsia"/>
+        </w:rPr>
+        <w:t>Time</w:t>
+      </w:r>
+      <w:proofErr w:type="spellEnd"/>
+      <w:r>
+        <w:rPr>
+          <w:rFonts w:hint="eastAsia"/>
+        </w:rPr>
+        <w:t xml:space="preserve"> /</w:t>
+      </w:r>
+      <w:proofErr w:type="gramEnd"/>
+      <w:r>
+        <w:rPr>
+          <w:rFonts w:hint="eastAsia"/>
+        </w:rPr>
+        <w:t xml:space="preserve"> 2 동안은 반드시 충전을 진행.</w:t>
       </w:r>
     </w:p>
     <w:p>
@@ -604,17 +706,109 @@
           <w:numId w:val="5"/>
         </w:numPr>
       </w:pPr>
-      <w:r>
-        <w:rPr>
-          <w:rFonts w:hint="eastAsia"/>
-        </w:rPr>
-        <w:t>승하차 및 택</w:t>
-      </w:r>
-      <w:r>
-        <w:rPr>
-          <w:rFonts w:hint="eastAsia"/>
-        </w:rPr>
-        <w:t>싱을 총합 3분이 소요됐다고 가정하였으므로, 승하차 = 1.5분, 택싱 = 1.5분으로 가정해야 하지만 ortools의 특성상 소수점의 표현은 구현 불가능하므로 택싱 = 1분 승하차 = 2분으로 진행.</w:t>
+      <w:proofErr w:type="spellStart"/>
+      <w:r>
+        <w:rPr>
+          <w:rFonts w:hint="eastAsia"/>
+        </w:rPr>
+        <w:t>승하차</w:t>
+      </w:r>
+      <w:proofErr w:type="spellEnd"/>
+      <w:r>
+        <w:rPr>
+          <w:rFonts w:hint="eastAsia"/>
+        </w:rPr>
+        <w:t xml:space="preserve"> 및 </w:t>
+      </w:r>
+      <w:proofErr w:type="spellStart"/>
+      <w:r>
+        <w:rPr>
+          <w:rFonts w:hint="eastAsia"/>
+        </w:rPr>
+        <w:t>택</w:t>
+      </w:r>
+      <w:r>
+        <w:rPr>
+          <w:rFonts w:hint="eastAsia"/>
+        </w:rPr>
+        <w:t>싱을</w:t>
+      </w:r>
+      <w:proofErr w:type="spellEnd"/>
+      <w:r>
+        <w:rPr>
+          <w:rFonts w:hint="eastAsia"/>
+        </w:rPr>
+        <w:t xml:space="preserve"> 총합 3분이 소요됐다고 가정하였으므로, </w:t>
+      </w:r>
+      <w:proofErr w:type="spellStart"/>
+      <w:r>
+        <w:rPr>
+          <w:rFonts w:hint="eastAsia"/>
+        </w:rPr>
+        <w:t>승하차</w:t>
+      </w:r>
+      <w:proofErr w:type="spellEnd"/>
+      <w:r>
+        <w:rPr>
+          <w:rFonts w:hint="eastAsia"/>
+        </w:rPr>
+        <w:t xml:space="preserve"> = 1.5분, </w:t>
+      </w:r>
+      <w:proofErr w:type="spellStart"/>
+      <w:r>
+        <w:rPr>
+          <w:rFonts w:hint="eastAsia"/>
+        </w:rPr>
+        <w:t>택싱</w:t>
+      </w:r>
+      <w:proofErr w:type="spellEnd"/>
+      <w:r>
+        <w:rPr>
+          <w:rFonts w:hint="eastAsia"/>
+        </w:rPr>
+        <w:t xml:space="preserve"> = 1.5분으로 가정해야 하지만 </w:t>
+      </w:r>
+      <w:proofErr w:type="spellStart"/>
+      <w:r>
+        <w:rPr>
+          <w:rFonts w:hint="eastAsia"/>
+        </w:rPr>
+        <w:t>ortools</w:t>
+      </w:r>
+      <w:proofErr w:type="spellEnd"/>
+      <w:r>
+        <w:rPr>
+          <w:rFonts w:hint="eastAsia"/>
+        </w:rPr>
+        <w:t xml:space="preserve">의 특성상 소수점의 표현은 구현 불가능하므로 </w:t>
+      </w:r>
+      <w:proofErr w:type="spellStart"/>
+      <w:r>
+        <w:rPr>
+          <w:rFonts w:hint="eastAsia"/>
+        </w:rPr>
+        <w:t>택싱</w:t>
+      </w:r>
+      <w:proofErr w:type="spellEnd"/>
+      <w:r>
+        <w:rPr>
+          <w:rFonts w:hint="eastAsia"/>
+        </w:rPr>
+        <w:t xml:space="preserve"> = 1분 </w:t>
+      </w:r>
+      <w:proofErr w:type="spellStart"/>
+      <w:r>
+        <w:rPr>
+          <w:rFonts w:hint="eastAsia"/>
+        </w:rPr>
+        <w:t>승하차</w:t>
+      </w:r>
+      <w:proofErr w:type="spellEnd"/>
+      <w:r>
+        <w:rPr>
+          <w:rFonts w:hint="eastAsia"/>
+        </w:rPr>
+        <w:t xml:space="preserve"> = 2분으로 진행.</w:t>
       </w:r>
     </w:p>
     <w:p>
@@ -624,15 +818,20 @@
           <w:ilvl w:val="0"/>
           <w:numId w:val="5"/>
         </w:numPr>
-        <w:rPr>
-          <w:rFonts w:hint="eastAsia"/>
-        </w:rPr>
-      </w:pPr>
-      <w:r>
-        <w:rPr>
-          <w:rFonts w:hint="eastAsia"/>
-        </w:rPr>
-        <w:t>승하차하는 동안 충전을 진행. (최대한 효율적인 진행을 위함)</w:t>
+      </w:pPr>
+      <w:proofErr w:type="spellStart"/>
+      <w:r>
+        <w:rPr>
+          <w:rFonts w:hint="eastAsia"/>
+        </w:rPr>
+        <w:t>승하차하는</w:t>
+      </w:r>
+      <w:proofErr w:type="spellEnd"/>
+      <w:r>
+        <w:rPr>
+          <w:rFonts w:hint="eastAsia"/>
+        </w:rPr>
+        <w:t xml:space="preserve"> 동안 충전을 진행. (최대한 효율적인 진행을 위함)</w:t>
       </w:r>
     </w:p>
     <w:p>
@@ -643,11 +842,19 @@
           <w:numId w:val="2"/>
         </w:numPr>
       </w:pPr>
-      <w:r>
-        <w:rPr>
-          <w:rFonts w:hint="eastAsia"/>
-        </w:rPr>
-        <w:t>Parking_Time 동안에는 반드시 충전을 진행</w:t>
+      <w:proofErr w:type="spellStart"/>
+      <w:r>
+        <w:rPr>
+          <w:rFonts w:hint="eastAsia"/>
+        </w:rPr>
+        <w:t>Parking_Time</w:t>
+      </w:r>
+      <w:proofErr w:type="spellEnd"/>
+      <w:r>
+        <w:rPr>
+          <w:rFonts w:hint="eastAsia"/>
+        </w:rPr>
+        <w:t xml:space="preserve"> 동안에는 반드시 충전을 진행</w:t>
       </w:r>
     </w:p>
     <w:p>
@@ -681,9 +888,6 @@
           <w:ilvl w:val="0"/>
           <w:numId w:val="4"/>
         </w:numPr>
-        <w:rPr>
-          <w:rFonts w:hint="eastAsia"/>
-        </w:rPr>
       </w:pPr>
       <w:r>
         <w:rPr>
@@ -695,11 +899,11 @@
     <w:p>
       <w:pPr>
         <w:ind w:left="440"/>
-        <w:rPr>
-          <w:rFonts w:hint="eastAsia"/>
-        </w:rPr>
-      </w:pPr>
-      <w:r>
+      </w:pPr>
+      <w:r>
+        <w:rPr>
+          <w:noProof/>
+        </w:rPr>
         <w:drawing>
           <wp:inline distT="0" distB="0" distL="0" distR="0" wp14:anchorId="738348B5" wp14:editId="65EB50A5">
             <wp:extent cx="5731510" cy="3306445"/>
@@ -716,7 +920,7 @@
                     <pic:cNvPicPr/>
                   </pic:nvPicPr>
                   <pic:blipFill>
-                    <a:blip r:embed="rId6"/>
+                    <a:blip r:embed="rId8"/>
                     <a:stretch>
                       <a:fillRect/>
                     </a:stretch>
@@ -788,9 +992,6 @@
       <w:pPr>
         <w:pStyle w:val="a6"/>
         <w:ind w:left="1160"/>
-        <w:rPr>
-          <w:rFonts w:hint="eastAsia"/>
-        </w:rPr>
       </w:pPr>
       <w:r>
         <w:rPr>
@@ -833,9 +1034,6 @@
           <w:ilvl w:val="0"/>
           <w:numId w:val="4"/>
         </w:numPr>
-        <w:rPr>
-          <w:rFonts w:hint="eastAsia"/>
-        </w:rPr>
       </w:pPr>
       <w:r>
         <w:t>P</w:t>
@@ -855,6 +1053,7 @@
           <w:numId w:val="9"/>
         </w:numPr>
       </w:pPr>
+      <w:proofErr w:type="spellStart"/>
       <w:r>
         <w:t>M</w:t>
       </w:r>
@@ -862,7 +1061,43 @@
         <w:rPr>
           <w:rFonts w:hint="eastAsia"/>
         </w:rPr>
-        <w:t>ax_wait: Max_wait가 짧다는 건 최대한 빨리 해결해야 한다는 의미이므로 Max_wait가 낮은 OD에 대해 우선 순위를 부여</w:t>
+        <w:t>ax_wait</w:t>
+      </w:r>
+      <w:proofErr w:type="spellEnd"/>
+      <w:r>
+        <w:rPr>
+          <w:rFonts w:hint="eastAsia"/>
+        </w:rPr>
+        <w:t xml:space="preserve">: </w:t>
+      </w:r>
+      <w:proofErr w:type="spellStart"/>
+      <w:r>
+        <w:rPr>
+          <w:rFonts w:hint="eastAsia"/>
+        </w:rPr>
+        <w:t>Max_wait</w:t>
+      </w:r>
+      <w:proofErr w:type="spellEnd"/>
+      <w:r>
+        <w:rPr>
+          <w:rFonts w:hint="eastAsia"/>
+        </w:rPr>
+        <w:t xml:space="preserve">가 짧다는 건 최대한 빨리 해결해야 한다는 의미이므로 </w:t>
+      </w:r>
+      <w:proofErr w:type="spellStart"/>
+      <w:r>
+        <w:rPr>
+          <w:rFonts w:hint="eastAsia"/>
+        </w:rPr>
+        <w:lastRenderedPageBreak/>
+        <w:t>Max_wait</w:t>
+      </w:r>
+      <w:proofErr w:type="spellEnd"/>
+      <w:r>
+        <w:rPr>
+          <w:rFonts w:hint="eastAsia"/>
+        </w:rPr>
+        <w:t>가 낮은 OD에 대해 우선 순위를 부여</w:t>
       </w:r>
     </w:p>
     <w:p>
@@ -872,15 +1107,26 @@
           <w:ilvl w:val="0"/>
           <w:numId w:val="4"/>
         </w:numPr>
-        <w:rPr>
-          <w:rFonts w:hint="eastAsia"/>
-        </w:rPr>
-      </w:pPr>
-      <w:r>
-        <w:rPr>
-          <w:rFonts w:hint="eastAsia"/>
-        </w:rPr>
-        <w:t>Penalty 부여: 1000 * (max_wait)</w:t>
+      </w:pPr>
+      <w:r>
+        <w:rPr>
+          <w:rFonts w:hint="eastAsia"/>
+        </w:rPr>
+        <w:t>Penalty 부여: 1000 * (</w:t>
+      </w:r>
+      <w:proofErr w:type="spellStart"/>
+      <w:r>
+        <w:rPr>
+          <w:rFonts w:hint="eastAsia"/>
+        </w:rPr>
+        <w:t>max_wait</w:t>
+      </w:r>
+      <w:proofErr w:type="spellEnd"/>
+      <w:r>
+        <w:rPr>
+          <w:rFonts w:hint="eastAsia"/>
+        </w:rPr>
+        <w:t>)</w:t>
       </w:r>
     </w:p>
     <w:p>
@@ -891,12 +1137,19 @@
           <w:numId w:val="9"/>
         </w:numPr>
       </w:pPr>
-      <w:r>
-        <w:rPr>
-          <w:rFonts w:hint="eastAsia"/>
-        </w:rPr>
-        <w:lastRenderedPageBreak/>
-        <w:t xml:space="preserve">Transportation_Joby: 대중교통 대비 Joby가 얼마나 더 빨리 도착하는지에 대한 penalty. </w:t>
+      <w:proofErr w:type="spellStart"/>
+      <w:r>
+        <w:rPr>
+          <w:rFonts w:hint="eastAsia"/>
+        </w:rPr>
+        <w:t>Transportation_Joby</w:t>
+      </w:r>
+      <w:proofErr w:type="spellEnd"/>
+      <w:r>
+        <w:rPr>
+          <w:rFonts w:hint="eastAsia"/>
+        </w:rPr>
+        <w:t xml:space="preserve">: 대중교통 대비 Joby가 얼마나 더 빨리 도착하는지에 대한 penalty. </w:t>
       </w:r>
     </w:p>
     <w:p>
@@ -926,7 +1179,21 @@
         <w:rPr>
           <w:rFonts w:hint="eastAsia"/>
         </w:rPr>
-        <w:t xml:space="preserve">Penalty 부여: 1000(단위 변환 km -&gt; m) * (Transportation_min </w:t>
+        <w:t>Penalty 부여: 1000(단위 변환 km -&gt; m) * (</w:t>
+      </w:r>
+      <w:proofErr w:type="spellStart"/>
+      <w:r>
+        <w:rPr>
+          <w:rFonts w:hint="eastAsia"/>
+        </w:rPr>
+        <w:t>Transportation_min</w:t>
+      </w:r>
+      <w:proofErr w:type="spellEnd"/>
+      <w:r>
+        <w:rPr>
+          <w:rFonts w:hint="eastAsia"/>
+        </w:rPr>
+        <w:t xml:space="preserve"> </w:t>
       </w:r>
       <w:r>
         <w:t>–</w:t>
@@ -935,15 +1202,26 @@
         <w:rPr>
           <w:rFonts w:hint="eastAsia"/>
         </w:rPr>
-        <w:t xml:space="preserve"> Joby_min) * 10</w:t>
+        <w:t xml:space="preserve"> </w:t>
+      </w:r>
+      <w:proofErr w:type="spellStart"/>
+      <w:r>
+        <w:rPr>
+          <w:rFonts w:hint="eastAsia"/>
+        </w:rPr>
+        <w:t>Joby_min</w:t>
+      </w:r>
+      <w:proofErr w:type="spellEnd"/>
+      <w:r>
+        <w:rPr>
+          <w:rFonts w:hint="eastAsia"/>
+        </w:rPr>
+        <w:t>) * 10</w:t>
       </w:r>
     </w:p>
     <w:p>
       <w:pPr>
         <w:ind w:left="800"/>
-        <w:rPr>
-          <w:rFonts w:hint="eastAsia"/>
-        </w:rPr>
       </w:pPr>
     </w:p>
     <w:p>
@@ -983,15 +1261,30 @@
           <w:ilvl w:val="0"/>
           <w:numId w:val="2"/>
         </w:numPr>
-        <w:rPr>
-          <w:rFonts w:hint="eastAsia"/>
-        </w:rPr>
       </w:pPr>
       <w:r>
         <w:rPr>
           <w:rFonts w:hint="eastAsia"/>
         </w:rPr>
         <w:t>시작과 종료는 반드시 같은 depot으로 돌아가야 한다.</w:t>
+      </w:r>
+    </w:p>
+    <w:p>
+      <w:pPr>
+        <w:pStyle w:val="a6"/>
+        <w:numPr>
+          <w:ilvl w:val="0"/>
+          <w:numId w:val="2"/>
+        </w:numPr>
+      </w:pPr>
+      <w:r>
+        <w:t>균일하게</w:t>
+      </w:r>
+      <w:r>
+        <w:rPr>
+          <w:rFonts w:hint="eastAsia"/>
+        </w:rPr>
+        <w:t xml:space="preserve"> 배치</w:t>
       </w:r>
     </w:p>
     <w:p/>
@@ -1040,8 +1333,59 @@
         <w:rPr>
           <w:rFonts w:hint="eastAsia"/>
         </w:rPr>
-        <w:t>(경로의 경우의 수 + 시간이 내포)</w:t>
-      </w:r>
+        <w:t>(경로 + 시간이 내포)</w:t>
+      </w:r>
+    </w:p>
+    <w:p>
+      <w:pPr>
+        <w:pStyle w:val="a6"/>
+        <w:numPr>
+          <w:ilvl w:val="0"/>
+          <w:numId w:val="11"/>
+        </w:numPr>
+      </w:pPr>
+      <w:proofErr w:type="spellStart"/>
+      <w:r>
+        <w:rPr>
+          <w:rFonts w:hint="eastAsia"/>
+        </w:rPr>
+        <w:t>Pickup_node</w:t>
+      </w:r>
+      <w:proofErr w:type="spellEnd"/>
+    </w:p>
+    <w:p>
+      <w:pPr>
+        <w:pStyle w:val="a6"/>
+        <w:numPr>
+          <w:ilvl w:val="0"/>
+          <w:numId w:val="11"/>
+        </w:numPr>
+      </w:pPr>
+      <w:proofErr w:type="spellStart"/>
+      <w:r>
+        <w:rPr>
+          <w:rFonts w:hint="eastAsia"/>
+        </w:rPr>
+        <w:t>Delivery_node</w:t>
+      </w:r>
+      <w:proofErr w:type="spellEnd"/>
+    </w:p>
+    <w:p>
+      <w:pPr>
+        <w:pStyle w:val="a6"/>
+        <w:numPr>
+          <w:ilvl w:val="0"/>
+          <w:numId w:val="11"/>
+        </w:numPr>
+      </w:pPr>
+      <w:proofErr w:type="spellStart"/>
+      <w:r>
+        <w:rPr>
+          <w:rFonts w:hint="eastAsia"/>
+        </w:rPr>
+        <w:t>Time_window</w:t>
+      </w:r>
+      <w:proofErr w:type="spellEnd"/>
     </w:p>
     <w:p>
       <w:pPr>
@@ -1050,10 +1394,8 @@
           <w:ilvl w:val="0"/>
           <w:numId w:val="10"/>
         </w:numPr>
-        <w:rPr>
-          <w:rFonts w:hint="eastAsia"/>
-        </w:rPr>
-      </w:pPr>
+      </w:pPr>
+      <w:proofErr w:type="spellStart"/>
       <w:r>
         <w:t>B</w:t>
       </w:r>
@@ -1061,8 +1403,1078 @@
         <w:rPr>
           <w:rFonts w:hint="eastAsia"/>
         </w:rPr>
-        <w:t>atch_id: passenger의 관계</w:t>
-      </w:r>
+        <w:t>atch_id</w:t>
+      </w:r>
+      <w:proofErr w:type="spellEnd"/>
+      <w:r>
+        <w:rPr>
+          <w:rFonts w:hint="eastAsia"/>
+        </w:rPr>
+        <w:t>: passenger의 관계</w:t>
+      </w:r>
+    </w:p>
+    <w:p>
+      <w:pPr>
+        <w:pStyle w:val="a6"/>
+        <w:ind w:left="1160"/>
+      </w:pPr>
+      <w:r>
+        <w:t>E</w:t>
+      </w:r>
+      <w:r>
+        <w:rPr>
+          <w:rFonts w:hint="eastAsia"/>
+        </w:rPr>
+        <w:t xml:space="preserve">x) Passenger = 7일 때, </w:t>
+      </w:r>
+      <w:proofErr w:type="spellStart"/>
+      <w:r>
+        <w:rPr>
+          <w:rFonts w:hint="eastAsia"/>
+        </w:rPr>
+        <w:t>Vehicle_Capacity</w:t>
+      </w:r>
+      <w:proofErr w:type="spellEnd"/>
+      <w:r>
+        <w:rPr>
+          <w:rFonts w:hint="eastAsia"/>
+        </w:rPr>
+        <w:t xml:space="preserve"> = 3인 경우</w:t>
+      </w:r>
+    </w:p>
+    <w:tbl>
+      <w:tblPr>
+        <w:tblStyle w:val="aa"/>
+        <w:tblW w:w="0" w:type="auto"/>
+        <w:tblInd w:w="1160" w:type="dxa"/>
+        <w:tblLook w:val="04A0" w:firstRow="1" w:lastRow="0" w:firstColumn="1" w:lastColumn="0" w:noHBand="0" w:noVBand="1"/>
+      </w:tblPr>
+      <w:tblGrid>
+        <w:gridCol w:w="3881"/>
+        <w:gridCol w:w="3975"/>
+      </w:tblGrid>
+      <w:tr>
+        <w:tc>
+          <w:tcPr>
+            <w:tcW w:w="3881" w:type="dxa"/>
+          </w:tcPr>
+          <w:p>
+            <w:pPr>
+              <w:pStyle w:val="a6"/>
+              <w:ind w:left="0"/>
+              <w:jc w:val="center"/>
+            </w:pPr>
+            <w:r>
+              <w:rPr>
+                <w:rFonts w:hint="eastAsia"/>
+              </w:rPr>
+              <w:t>id</w:t>
+            </w:r>
+          </w:p>
+        </w:tc>
+        <w:tc>
+          <w:tcPr>
+            <w:tcW w:w="3975" w:type="dxa"/>
+          </w:tcPr>
+          <w:p>
+            <w:pPr>
+              <w:pStyle w:val="a6"/>
+              <w:ind w:left="0"/>
+              <w:jc w:val="center"/>
+            </w:pPr>
+            <w:r>
+              <w:rPr>
+                <w:rFonts w:hint="eastAsia"/>
+              </w:rPr>
+              <w:t>capacity</w:t>
+            </w:r>
+          </w:p>
+        </w:tc>
+      </w:tr>
+      <w:tr>
+        <w:tc>
+          <w:tcPr>
+            <w:tcW w:w="3881" w:type="dxa"/>
+          </w:tcPr>
+          <w:p>
+            <w:pPr>
+              <w:pStyle w:val="a6"/>
+              <w:ind w:left="0"/>
+              <w:jc w:val="center"/>
+            </w:pPr>
+            <w:r>
+              <w:rPr>
+                <w:rFonts w:hint="eastAsia"/>
+              </w:rPr>
+              <w:t>1</w:t>
+            </w:r>
+          </w:p>
+        </w:tc>
+        <w:tc>
+          <w:tcPr>
+            <w:tcW w:w="3975" w:type="dxa"/>
+          </w:tcPr>
+          <w:p>
+            <w:pPr>
+              <w:pStyle w:val="a6"/>
+              <w:ind w:left="0"/>
+              <w:jc w:val="center"/>
+            </w:pPr>
+            <w:r>
+              <w:rPr>
+                <w:rFonts w:hint="eastAsia"/>
+              </w:rPr>
+              <w:t>3</w:t>
+            </w:r>
+          </w:p>
+        </w:tc>
+      </w:tr>
+      <w:tr>
+        <w:tc>
+          <w:tcPr>
+            <w:tcW w:w="3881" w:type="dxa"/>
+          </w:tcPr>
+          <w:p>
+            <w:pPr>
+              <w:pStyle w:val="a6"/>
+              <w:ind w:left="0"/>
+              <w:jc w:val="center"/>
+            </w:pPr>
+            <w:r>
+              <w:rPr>
+                <w:rFonts w:hint="eastAsia"/>
+              </w:rPr>
+              <w:t>2</w:t>
+            </w:r>
+          </w:p>
+        </w:tc>
+        <w:tc>
+          <w:tcPr>
+            <w:tcW w:w="3975" w:type="dxa"/>
+          </w:tcPr>
+          <w:p>
+            <w:pPr>
+              <w:pStyle w:val="a6"/>
+              <w:ind w:left="0"/>
+              <w:jc w:val="center"/>
+            </w:pPr>
+            <w:r>
+              <w:rPr>
+                <w:rFonts w:hint="eastAsia"/>
+              </w:rPr>
+              <w:t>3</w:t>
+            </w:r>
+          </w:p>
+        </w:tc>
+      </w:tr>
+      <w:tr>
+        <w:tc>
+          <w:tcPr>
+            <w:tcW w:w="3881" w:type="dxa"/>
+          </w:tcPr>
+          <w:p>
+            <w:pPr>
+              <w:pStyle w:val="a6"/>
+              <w:ind w:left="0"/>
+              <w:jc w:val="center"/>
+            </w:pPr>
+            <w:r>
+              <w:rPr>
+                <w:rFonts w:hint="eastAsia"/>
+              </w:rPr>
+              <w:t>3</w:t>
+            </w:r>
+          </w:p>
+        </w:tc>
+        <w:tc>
+          <w:tcPr>
+            <w:tcW w:w="3975" w:type="dxa"/>
+          </w:tcPr>
+          <w:p>
+            <w:pPr>
+              <w:pStyle w:val="a6"/>
+              <w:ind w:left="0"/>
+              <w:jc w:val="center"/>
+            </w:pPr>
+            <w:r>
+              <w:rPr>
+                <w:rFonts w:hint="eastAsia"/>
+              </w:rPr>
+              <w:t>1</w:t>
+            </w:r>
+          </w:p>
+        </w:tc>
+      </w:tr>
+    </w:tbl>
+    <w:p/>
+    <w:p>
+      <w:r>
+        <w:tab/>
+      </w:r>
+      <w:r>
+        <w:rPr>
+          <w:rFonts w:hint="eastAsia"/>
+        </w:rPr>
+        <w:t xml:space="preserve">복제된 노드는 </w:t>
+      </w:r>
+      <w:r>
+        <w:rPr>
+          <w:rFonts w:hint="eastAsia"/>
+          <w:b/>
+          <w:bCs/>
+        </w:rPr>
+        <w:t>총 8566개</w:t>
+      </w:r>
+      <w:r>
+        <w:rPr>
+          <w:rFonts w:hint="eastAsia"/>
+        </w:rPr>
+        <w:t>이다.</w:t>
+      </w:r>
+    </w:p>
+    <w:p/>
+    <w:p/>
+    <w:p/>
+    <w:p/>
+    <w:p>
+      <w:r>
+        <w:rPr>
+          <w:rFonts w:hint="eastAsia"/>
+        </w:rPr>
+        <w:lastRenderedPageBreak/>
+        <w:t>결과</w:t>
+      </w:r>
+    </w:p>
+    <w:p>
+      <w:pPr>
+        <w:pStyle w:val="a6"/>
+        <w:numPr>
+          <w:ilvl w:val="0"/>
+          <w:numId w:val="12"/>
+        </w:numPr>
+      </w:pPr>
+      <w:r>
+        <w:rPr>
+          <w:rFonts w:hint="eastAsia"/>
+        </w:rPr>
+        <w:t>적정 Vehicle 수</w:t>
+      </w:r>
+    </w:p>
+    <w:p>
+      <w:pPr>
+        <w:pStyle w:val="a6"/>
+        <w:numPr>
+          <w:ilvl w:val="0"/>
+          <w:numId w:val="4"/>
+        </w:numPr>
+      </w:pPr>
+      <w:r>
+        <w:rPr>
+          <w:rFonts w:hint="eastAsia"/>
+        </w:rPr>
+        <w:t>적정 Vehicle의 수를 알아내고자, 50대에서 170대까지 순차적으로 대입해 다음과 같은 Penalty의 결과를 얻어냈다.</w:t>
+      </w:r>
+    </w:p>
+    <w:p>
+      <w:r>
+        <w:rPr>
+          <w:noProof/>
+        </w:rPr>
+        <mc:AlternateContent>
+          <mc:Choice Requires="wps">
+            <w:drawing>
+              <wp:anchor distT="0" distB="0" distL="114300" distR="114300" simplePos="0" relativeHeight="251660288" behindDoc="0" locked="0" layoutInCell="1" allowOverlap="1" wp14:anchorId="1604D423" wp14:editId="3D0A42FD">
+                <wp:simplePos x="0" y="0"/>
+                <wp:positionH relativeFrom="column">
+                  <wp:posOffset>412273</wp:posOffset>
+                </wp:positionH>
+                <wp:positionV relativeFrom="paragraph">
+                  <wp:posOffset>366542</wp:posOffset>
+                </wp:positionV>
+                <wp:extent cx="4719995" cy="1834085"/>
+                <wp:effectExtent l="0" t="0" r="23495" b="13970"/>
+                <wp:wrapNone/>
+                <wp:docPr id="1562054474" name="자유형: 도형 9"/>
+                <wp:cNvGraphicFramePr/>
+                <a:graphic xmlns:a="http://schemas.openxmlformats.org/drawingml/2006/main">
+                  <a:graphicData uri="http://schemas.microsoft.com/office/word/2010/wordprocessingShape">
+                    <wps:wsp>
+                      <wps:cNvSpPr/>
+                      <wps:spPr>
+                        <a:xfrm>
+                          <a:off x="0" y="0"/>
+                          <a:ext cx="4719995" cy="1834085"/>
+                        </a:xfrm>
+                        <a:custGeom>
+                          <a:avLst/>
+                          <a:gdLst>
+                            <a:gd name="csX0" fmla="*/ 0 w 4719995"/>
+                            <a:gd name="csY0" fmla="*/ 0 h 1834085"/>
+                            <a:gd name="csX1" fmla="*/ 1997937 w 4719995"/>
+                            <a:gd name="csY1" fmla="*/ 1331958 h 1834085"/>
+                            <a:gd name="csX2" fmla="*/ 1997937 w 4719995"/>
+                            <a:gd name="csY2" fmla="*/ 1331958 h 1834085"/>
+                            <a:gd name="csX3" fmla="*/ 4719995 w 4719995"/>
+                            <a:gd name="csY3" fmla="*/ 1834085 h 1834085"/>
+                            <a:gd name="csX4" fmla="*/ 4719995 w 4719995"/>
+                            <a:gd name="csY4" fmla="*/ 1834085 h 1834085"/>
+                            <a:gd name="csX0" fmla="*/ 0 w 4719995"/>
+                            <a:gd name="csY0" fmla="*/ 0 h 1834085"/>
+                            <a:gd name="csX1" fmla="*/ 1997937 w 4719995"/>
+                            <a:gd name="csY1" fmla="*/ 1331958 h 1834085"/>
+                            <a:gd name="csX2" fmla="*/ 1997937 w 4719995"/>
+                            <a:gd name="csY2" fmla="*/ 1331958 h 1834085"/>
+                            <a:gd name="csX3" fmla="*/ 4719995 w 4719995"/>
+                            <a:gd name="csY3" fmla="*/ 1834085 h 1834085"/>
+                            <a:gd name="csX4" fmla="*/ 4719995 w 4719995"/>
+                            <a:gd name="csY4" fmla="*/ 1834085 h 1834085"/>
+                          </a:gdLst>
+                          <a:ahLst/>
+                          <a:cxnLst>
+                            <a:cxn ang="0">
+                              <a:pos x="csX0" y="csY0"/>
+                            </a:cxn>
+                            <a:cxn ang="0">
+                              <a:pos x="csX1" y="csY1"/>
+                            </a:cxn>
+                            <a:cxn ang="0">
+                              <a:pos x="csX2" y="csY2"/>
+                            </a:cxn>
+                            <a:cxn ang="0">
+                              <a:pos x="csX3" y="csY3"/>
+                            </a:cxn>
+                            <a:cxn ang="0">
+                              <a:pos x="csX4" y="csY4"/>
+                            </a:cxn>
+                          </a:cxnLst>
+                          <a:rect l="l" t="t" r="r" b="b"/>
+                          <a:pathLst>
+                            <a:path w="4719995" h="1834085">
+                              <a:moveTo>
+                                <a:pt x="0" y="0"/>
+                              </a:moveTo>
+                              <a:cubicBezTo>
+                                <a:pt x="665979" y="443986"/>
+                                <a:pt x="1257960" y="983123"/>
+                                <a:pt x="1997937" y="1331958"/>
+                              </a:cubicBezTo>
+                              <a:lnTo>
+                                <a:pt x="1997937" y="1331958"/>
+                              </a:lnTo>
+                              <a:lnTo>
+                                <a:pt x="4719995" y="1834085"/>
+                              </a:lnTo>
+                              <a:lnTo>
+                                <a:pt x="4719995" y="1834085"/>
+                              </a:lnTo>
+                            </a:path>
+                          </a:pathLst>
+                        </a:custGeom>
+                      </wps:spPr>
+                      <wps:style>
+                        <a:lnRef idx="1">
+                          <a:schemeClr val="accent2"/>
+                        </a:lnRef>
+                        <a:fillRef idx="0">
+                          <a:schemeClr val="accent2"/>
+                        </a:fillRef>
+                        <a:effectRef idx="0">
+                          <a:schemeClr val="accent2"/>
+                        </a:effectRef>
+                        <a:fontRef idx="minor">
+                          <a:schemeClr val="tx1"/>
+                        </a:fontRef>
+                      </wps:style>
+                      <wps:bodyPr rot="0" spcFirstLastPara="0" vertOverflow="overflow" horzOverflow="overflow" vert="horz" wrap="square" lIns="91440" tIns="45720" rIns="91440" bIns="45720" numCol="1" spcCol="0" rtlCol="0" fromWordArt="0" anchor="ctr" anchorCtr="0" forceAA="0" compatLnSpc="1">
+                        <a:prstTxWarp prst="textNoShape">
+                          <a:avLst/>
+                        </a:prstTxWarp>
+                        <a:noAutofit/>
+                      </wps:bodyPr>
+                    </wps:wsp>
+                  </a:graphicData>
+                </a:graphic>
+              </wp:anchor>
+            </w:drawing>
+          </mc:Choice>
+          <mc:Fallback>
+            <w:pict>
+              <v:shape w14:anchorId="1D4127B8" id="자유형: 도형 9" o:spid="_x0000_s1026" style="position:absolute;margin-left:32.45pt;margin-top:28.85pt;width:371.65pt;height:144.4pt;z-index:251660288;visibility:visible;mso-wrap-style:square;mso-wrap-distance-left:9pt;mso-wrap-distance-top:0;mso-wrap-distance-right:9pt;mso-wrap-distance-bottom:0;mso-position-horizontal:absolute;mso-position-horizontal-relative:text;mso-position-vertical:absolute;mso-position-vertical-relative:text;v-text-anchor:middle" coordsize="4719995,1834085" o:gfxdata="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" path="m,c665979,443986,1257960,983123,1997937,1331958r,l4719995,1834085r,e" filled="f" strokecolor="#e97132 [3205]" strokeweight="1pt">
+                <v:stroke joinstyle="miter"/>
+                <v:path arrowok="t" o:connecttype="custom" o:connectlocs="0,0;1997937,1331958;1997937,1331958;4719995,1834085;4719995,1834085" o:connectangles="0,0,0,0,0"/>
+              </v:shape>
+            </w:pict>
+          </mc:Fallback>
+        </mc:AlternateContent>
+      </w:r>
+      <w:r>
+        <w:rPr>
+          <w:noProof/>
+        </w:rPr>
+        <mc:AlternateContent>
+          <mc:Choice Requires="wps">
+            <w:drawing>
+              <wp:anchor distT="0" distB="0" distL="114300" distR="114300" simplePos="0" relativeHeight="251659264" behindDoc="0" locked="0" layoutInCell="1" allowOverlap="1" wp14:anchorId="7692C10B" wp14:editId="589521F7">
+                <wp:simplePos x="0" y="0"/>
+                <wp:positionH relativeFrom="column">
+                  <wp:posOffset>4096301</wp:posOffset>
+                </wp:positionH>
+                <wp:positionV relativeFrom="paragraph">
+                  <wp:posOffset>1687929</wp:posOffset>
+                </wp:positionV>
+                <wp:extent cx="977507" cy="581411"/>
+                <wp:effectExtent l="0" t="0" r="13335" b="28575"/>
+                <wp:wrapNone/>
+                <wp:docPr id="62836458" name="사각형: 둥근 모서리 2"/>
+                <wp:cNvGraphicFramePr/>
+                <a:graphic xmlns:a="http://schemas.openxmlformats.org/drawingml/2006/main">
+                  <a:graphicData uri="http://schemas.microsoft.com/office/word/2010/wordprocessingShape">
+                    <wps:wsp>
+                      <wps:cNvSpPr/>
+                      <wps:spPr>
+                        <a:xfrm>
+                          <a:off x="0" y="0"/>
+                          <a:ext cx="977507" cy="581411"/>
+                        </a:xfrm>
+                        <a:prstGeom prst="roundRect">
+                          <a:avLst>
+                            <a:gd name="adj" fmla="val 31594"/>
+                          </a:avLst>
+                        </a:prstGeom>
+                        <a:solidFill>
+                          <a:srgbClr val="EE0000">
+                            <a:alpha val="29000"/>
+                          </a:srgbClr>
+                        </a:solidFill>
+                        <a:ln>
+                          <a:solidFill>
+                            <a:srgbClr val="EE0000"/>
+                          </a:solidFill>
+                        </a:ln>
+                      </wps:spPr>
+                      <wps:style>
+                        <a:lnRef idx="2">
+                          <a:schemeClr val="accent1">
+                            <a:shade val="15000"/>
+                          </a:schemeClr>
+                        </a:lnRef>
+                        <a:fillRef idx="1">
+                          <a:schemeClr val="accent1"/>
+                        </a:fillRef>
+                        <a:effectRef idx="0">
+                          <a:schemeClr val="accent1"/>
+                        </a:effectRef>
+                        <a:fontRef idx="minor">
+                          <a:schemeClr val="lt1"/>
+                        </a:fontRef>
+                      </wps:style>
+                      <wps:bodyPr rot="0" spcFirstLastPara="0" vertOverflow="overflow" horzOverflow="overflow" vert="horz" wrap="square" lIns="91440" tIns="45720" rIns="91440" bIns="45720" numCol="1" spcCol="0" rtlCol="0" fromWordArt="0" anchor="ctr" anchorCtr="0" forceAA="0" compatLnSpc="1">
+                        <a:prstTxWarp prst="textNoShape">
+                          <a:avLst/>
+                        </a:prstTxWarp>
+                        <a:noAutofit/>
+                      </wps:bodyPr>
+                    </wps:wsp>
+                  </a:graphicData>
+                </a:graphic>
+                <wp14:sizeRelH relativeFrom="margin">
+                  <wp14:pctWidth>0</wp14:pctWidth>
+                </wp14:sizeRelH>
+                <wp14:sizeRelV relativeFrom="margin">
+                  <wp14:pctHeight>0</wp14:pctHeight>
+                </wp14:sizeRelV>
+              </wp:anchor>
+            </w:drawing>
+          </mc:Choice>
+          <mc:Fallback>
+            <w:pict>
+              <v:roundrect w14:anchorId="15EF9A1A" id="사각형: 둥근 모서리 2" o:spid="_x0000_s1026" style="position:absolute;margin-left:322.55pt;margin-top:132.9pt;width:76.95pt;height:45.8pt;z-index:251659264;visibility:visible;mso-wrap-style:square;mso-width-percent:0;mso-height-percent:0;mso-wrap-distance-left:9pt;mso-wrap-distance-top:0;mso-wrap-distance-right:9pt;mso-wrap-distance-bottom:0;mso-position-horizontal:absolute;mso-position-horizontal-relative:text;mso-position-vertical:absolute;mso-position-vertical-relative:text;mso-width-percent:0;mso-height-percent:0;mso-width-relative:margin;mso-height-relative:margin;v-text-anchor:middle" arcsize="20704f" o:gfxdata="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" fillcolor="#e00" strokecolor="#e00" strokeweight="1.5pt">
+                <v:fill opacity="19018f"/>
+                <v:stroke joinstyle="miter"/>
+              </v:roundrect>
+            </w:pict>
+          </mc:Fallback>
+        </mc:AlternateContent>
+      </w:r>
+      <w:r>
+        <w:rPr>
+          <w:noProof/>
+        </w:rPr>
+        <w:drawing>
+          <wp:inline distT="0" distB="0" distL="0" distR="0" wp14:anchorId="57E05673" wp14:editId="205178CB">
+            <wp:extent cx="5731510" cy="2459990"/>
+            <wp:effectExtent l="19050" t="19050" r="21590" b="16510"/>
+            <wp:docPr id="951747760" name="그림 1"/>
+            <wp:cNvGraphicFramePr>
+              <a:graphicFrameLocks xmlns:a="http://schemas.openxmlformats.org/drawingml/2006/main" noChangeAspect="1"/>
+            </wp:cNvGraphicFramePr>
+            <a:graphic xmlns:a="http://schemas.openxmlformats.org/drawingml/2006/main">
+              <a:graphicData uri="http://schemas.openxmlformats.org/drawingml/2006/picture">
+                <pic:pic xmlns:pic="http://schemas.openxmlformats.org/drawingml/2006/picture">
+                  <pic:nvPicPr>
+                    <pic:cNvPr id="951747760" name=""/>
+                    <pic:cNvPicPr/>
+                  </pic:nvPicPr>
+                  <pic:blipFill>
+                    <a:blip r:embed="rId9"/>
+                    <a:stretch>
+                      <a:fillRect/>
+                    </a:stretch>
+                  </pic:blipFill>
+                  <pic:spPr>
+                    <a:xfrm>
+                      <a:off x="0" y="0"/>
+                      <a:ext cx="5731510" cy="2459990"/>
+                    </a:xfrm>
+                    <a:prstGeom prst="rect">
+                      <a:avLst/>
+                    </a:prstGeom>
+                    <a:ln>
+                      <a:solidFill>
+                        <a:schemeClr val="tx1"/>
+                      </a:solidFill>
+                    </a:ln>
+                  </pic:spPr>
+                </pic:pic>
+              </a:graphicData>
+            </a:graphic>
+          </wp:inline>
+        </w:drawing>
+      </w:r>
+    </w:p>
+    <w:p>
+      <w:pPr>
+        <w:jc w:val="center"/>
+      </w:pPr>
+      <w:r>
+        <w:rPr>
+          <w:rFonts w:hint="eastAsia"/>
+        </w:rPr>
+        <w:t xml:space="preserve">차량 대수 별 penalty(Rolling Horizon 당, </w:t>
+      </w:r>
+      <w:r>
+        <w:rPr>
+          <w:rFonts w:hint="eastAsia"/>
+        </w:rPr>
+        <w:t>20</w:t>
+      </w:r>
+      <w:r>
+        <w:rPr>
+          <w:rFonts w:hint="eastAsia"/>
+        </w:rPr>
+        <w:t>초 분석)</w:t>
+      </w:r>
+    </w:p>
+    <w:p>
+      <w:r>
+        <w:rPr>
+          <w:rFonts w:hint="eastAsia"/>
+        </w:rPr>
+        <w:t xml:space="preserve">위의 그림과 같이, </w:t>
+      </w:r>
+      <w:r>
+        <w:rPr>
+          <w:rFonts w:hint="eastAsia"/>
+        </w:rPr>
+        <w:t xml:space="preserve">Vehicle을 증대할 수록 </w:t>
+      </w:r>
+      <w:r>
+        <w:rPr>
+          <w:rFonts w:hint="eastAsia"/>
+          <w:b/>
+          <w:bCs/>
+          <w:color w:val="EE0000"/>
+        </w:rPr>
+        <w:t>Penalty의 수도 감소하는 경향을 보였으나 145~164대 사이에서 비정상적인 결과가 출력</w:t>
+      </w:r>
+      <w:r>
+        <w:rPr>
+          <w:rFonts w:hint="eastAsia"/>
+        </w:rPr>
+        <w:t xml:space="preserve">되었다. </w:t>
+      </w:r>
+    </w:p>
+    <w:p/>
+    <w:p>
+      <w:r>
+        <w:rPr>
+          <w:rFonts w:hint="eastAsia"/>
+        </w:rPr>
+        <w:t>하지만, 165대에서부터는 다시 비슷한 곡선을 출력하였다.</w:t>
+      </w:r>
+    </w:p>
+    <w:p>
+      <w:r>
+        <w:rPr>
+          <w:rFonts w:hint="eastAsia"/>
+        </w:rPr>
+        <w:t xml:space="preserve">본 결과에서는 </w:t>
+      </w:r>
+      <w:r>
+        <w:rPr>
+          <w:rFonts w:hint="eastAsia"/>
+          <w:b/>
+          <w:bCs/>
+        </w:rPr>
+        <w:t>168대에서 최저치인 1,254,273,600의 penalty</w:t>
+      </w:r>
+      <w:r>
+        <w:rPr>
+          <w:rFonts w:hint="eastAsia"/>
+        </w:rPr>
+        <w:t xml:space="preserve">를 보였지만 ,165~168대 구간에서 거의 비슷한 Penalty를 보였으므로 </w:t>
+      </w:r>
+      <w:r>
+        <w:rPr>
+          <w:rFonts w:hint="eastAsia"/>
+          <w:b/>
+          <w:bCs/>
+          <w:color w:val="0070C0"/>
+        </w:rPr>
+        <w:t>165대를 기준으로 분석시간을 구간 당 120초로 확대</w:t>
+      </w:r>
+      <w:r>
+        <w:rPr>
+          <w:rFonts w:hint="eastAsia"/>
+        </w:rPr>
+        <w:t>해 보다 심층적인 분석을 진행하였다.</w:t>
+      </w:r>
+    </w:p>
+    <w:p/>
+    <w:p>
+      <w:pPr>
+        <w:pStyle w:val="a6"/>
+        <w:numPr>
+          <w:ilvl w:val="0"/>
+          <w:numId w:val="12"/>
+        </w:numPr>
+      </w:pPr>
+      <w:r>
+        <w:rPr>
+          <w:rFonts w:hint="eastAsia"/>
+        </w:rPr>
+        <w:t>Vehicle = 165 일 때,</w:t>
+      </w:r>
+    </w:p>
+    <w:p>
+      <w:pPr>
+        <w:ind w:left="440"/>
+      </w:pPr>
+      <w:r>
+        <w:rPr>
+          <w:rFonts w:hint="eastAsia"/>
+        </w:rPr>
+        <w:t>RH(Rolling Horizon) 당, 분석을 진행했을 때 아래와 같은 결과를 나타내었다.</w:t>
+      </w:r>
+    </w:p>
+    <w:p>
+      <w:pPr>
+        <w:pStyle w:val="a6"/>
+        <w:numPr>
+          <w:ilvl w:val="0"/>
+          <w:numId w:val="13"/>
+        </w:numPr>
+      </w:pPr>
+      <w:r>
+        <w:rPr>
+          <w:rFonts w:hint="eastAsia"/>
+        </w:rPr>
+        <w:t>종합</w:t>
+      </w:r>
+    </w:p>
+    <w:tbl>
+      <w:tblPr>
+        <w:tblStyle w:val="aa"/>
+        <w:tblW w:w="0" w:type="auto"/>
+        <w:tblInd w:w="440" w:type="dxa"/>
+        <w:tblLook w:val="04A0" w:firstRow="1" w:lastRow="0" w:firstColumn="1" w:lastColumn="0" w:noHBand="0" w:noVBand="1"/>
+      </w:tblPr>
+      <w:tblGrid>
+        <w:gridCol w:w="4259"/>
+        <w:gridCol w:w="4317"/>
+      </w:tblGrid>
+      <w:tr>
+        <w:tc>
+          <w:tcPr>
+            <w:tcW w:w="4259" w:type="dxa"/>
+          </w:tcPr>
+          <w:p>
+            <w:r>
+              <w:rPr>
+                <w:rFonts w:hint="eastAsia"/>
+              </w:rPr>
+              <w:t>평균 경로 이동 횟수</w:t>
+            </w:r>
+          </w:p>
+        </w:tc>
+        <w:tc>
+          <w:tcPr>
+            <w:tcW w:w="4317" w:type="dxa"/>
+          </w:tcPr>
+          <w:p>
+            <w:pPr>
+              <w:widowControl/>
+              <w:wordWrap/>
+              <w:autoSpaceDE/>
+              <w:autoSpaceDN/>
+              <w:rPr>
+                <w:rFonts w:ascii="맑은 고딕" w:eastAsia="맑은 고딕" w:hAnsi="맑은 고딕"/>
+                <w:color w:val="000000"/>
+                <w:szCs w:val="22"/>
+              </w:rPr>
+            </w:pPr>
+            <w:r>
+              <w:rPr>
+                <w:rFonts w:ascii="맑은 고딕" w:eastAsia="맑은 고딕" w:hAnsi="맑은 고딕" w:hint="eastAsia"/>
+                <w:color w:val="000000"/>
+                <w:szCs w:val="22"/>
+              </w:rPr>
+              <w:t>26.83636회</w:t>
+            </w:r>
+          </w:p>
+        </w:tc>
+      </w:tr>
+      <w:tr>
+        <w:tc>
+          <w:tcPr>
+            <w:tcW w:w="4259" w:type="dxa"/>
+          </w:tcPr>
+          <w:p>
+            <w:r>
+              <w:rPr>
+                <w:rFonts w:hint="eastAsia"/>
+              </w:rPr>
+              <w:t>평균 이동 탑승객</w:t>
+            </w:r>
+          </w:p>
+        </w:tc>
+        <w:tc>
+          <w:tcPr>
+            <w:tcW w:w="4317" w:type="dxa"/>
+          </w:tcPr>
+          <w:p>
+            <w:pPr>
+              <w:widowControl/>
+              <w:wordWrap/>
+              <w:autoSpaceDE/>
+              <w:autoSpaceDN/>
+              <w:rPr>
+                <w:rFonts w:ascii="맑은 고딕" w:eastAsia="맑은 고딕" w:hAnsi="맑은 고딕"/>
+                <w:color w:val="000000"/>
+                <w:szCs w:val="22"/>
+              </w:rPr>
+            </w:pPr>
+            <w:r>
+              <w:rPr>
+                <w:rFonts w:ascii="맑은 고딕" w:eastAsia="맑은 고딕" w:hAnsi="맑은 고딕" w:hint="eastAsia"/>
+                <w:color w:val="000000"/>
+                <w:szCs w:val="22"/>
+              </w:rPr>
+              <w:t>20.92121</w:t>
+            </w:r>
+            <w:r>
+              <w:rPr>
+                <w:rFonts w:hint="eastAsia"/>
+              </w:rPr>
+              <w:t>회</w:t>
+            </w:r>
+          </w:p>
+        </w:tc>
+      </w:tr>
+      <w:tr>
+        <w:tc>
+          <w:tcPr>
+            <w:tcW w:w="4259" w:type="dxa"/>
+          </w:tcPr>
+          <w:p>
+            <w:r>
+              <w:rPr>
+                <w:rFonts w:hint="eastAsia"/>
+              </w:rPr>
+              <w:t>종합 이동 탑승객</w:t>
+            </w:r>
+          </w:p>
+        </w:tc>
+        <w:tc>
+          <w:tcPr>
+            <w:tcW w:w="4317" w:type="dxa"/>
+          </w:tcPr>
+          <w:p>
+            <w:r>
+              <w:rPr>
+                <w:rFonts w:hint="eastAsia"/>
+              </w:rPr>
+              <w:t>3452명</w:t>
+            </w:r>
+          </w:p>
+        </w:tc>
+      </w:tr>
+      <w:tr>
+        <w:tc>
+          <w:tcPr>
+            <w:tcW w:w="4259" w:type="dxa"/>
+          </w:tcPr>
+          <w:p>
+            <w:r>
+              <w:rPr>
+                <w:rFonts w:hint="eastAsia"/>
+              </w:rPr>
+              <w:t>평균 비행 시간</w:t>
+            </w:r>
+          </w:p>
+        </w:tc>
+        <w:tc>
+          <w:tcPr>
+            <w:tcW w:w="4317" w:type="dxa"/>
+          </w:tcPr>
+          <w:p>
+            <w:pPr>
+              <w:widowControl/>
+              <w:wordWrap/>
+              <w:autoSpaceDE/>
+              <w:autoSpaceDN/>
+              <w:rPr>
+                <w:rFonts w:ascii="맑은 고딕" w:eastAsia="맑은 고딕" w:hAnsi="맑은 고딕"/>
+                <w:color w:val="000000"/>
+                <w:szCs w:val="22"/>
+              </w:rPr>
+            </w:pPr>
+            <w:r>
+              <w:rPr>
+                <w:rFonts w:ascii="맑은 고딕" w:eastAsia="맑은 고딕" w:hAnsi="맑은 고딕" w:hint="eastAsia"/>
+                <w:color w:val="000000"/>
+                <w:szCs w:val="22"/>
+              </w:rPr>
+              <w:t>313.2606회</w:t>
+            </w:r>
+          </w:p>
+        </w:tc>
+      </w:tr>
+      <w:tr>
+        <w:tc>
+          <w:tcPr>
+            <w:tcW w:w="4259" w:type="dxa"/>
+          </w:tcPr>
+          <w:p>
+            <w:r>
+              <w:rPr>
+                <w:rFonts w:hint="eastAsia"/>
+              </w:rPr>
+              <w:lastRenderedPageBreak/>
+              <w:t>평균 총 비행거리</w:t>
+            </w:r>
+          </w:p>
+        </w:tc>
+        <w:tc>
+          <w:tcPr>
+            <w:tcW w:w="4317" w:type="dxa"/>
+          </w:tcPr>
+          <w:p>
+            <w:pPr>
+              <w:widowControl/>
+              <w:wordWrap/>
+              <w:autoSpaceDE/>
+              <w:autoSpaceDN/>
+              <w:rPr>
+                <w:rFonts w:ascii="맑은 고딕" w:eastAsia="맑은 고딕" w:hAnsi="맑은 고딕"/>
+                <w:color w:val="000000"/>
+                <w:szCs w:val="22"/>
+              </w:rPr>
+            </w:pPr>
+            <w:r>
+              <w:rPr>
+                <w:rFonts w:ascii="맑은 고딕" w:eastAsia="맑은 고딕" w:hAnsi="맑은 고딕" w:hint="eastAsia"/>
+                <w:color w:val="000000"/>
+                <w:szCs w:val="22"/>
+              </w:rPr>
+              <w:t>827.8066 km</w:t>
+            </w:r>
+          </w:p>
+        </w:tc>
+      </w:tr>
+      <w:tr>
+        <w:tc>
+          <w:tcPr>
+            <w:tcW w:w="4259" w:type="dxa"/>
+          </w:tcPr>
+          <w:p>
+            <w:pPr>
+              <w:rPr>
+                <w:rFonts w:hint="eastAsia"/>
+              </w:rPr>
+            </w:pPr>
+            <w:r>
+              <w:rPr>
+                <w:rFonts w:hint="eastAsia"/>
+              </w:rPr>
+              <w:t>Overdue</w:t>
+            </w:r>
+          </w:p>
+        </w:tc>
+        <w:tc>
+          <w:tcPr>
+            <w:tcW w:w="4317" w:type="dxa"/>
+          </w:tcPr>
+          <w:p>
+            <w:pPr>
+              <w:widowControl/>
+              <w:wordWrap/>
+              <w:autoSpaceDE/>
+              <w:autoSpaceDN/>
+              <w:rPr>
+                <w:rFonts w:ascii="맑은 고딕" w:eastAsia="맑은 고딕" w:hAnsi="맑은 고딕" w:hint="eastAsia"/>
+                <w:color w:val="000000"/>
+                <w:szCs w:val="22"/>
+              </w:rPr>
+            </w:pPr>
+            <w:r>
+              <w:rPr>
+                <w:rFonts w:ascii="맑은 고딕" w:eastAsia="맑은 고딕" w:hAnsi="맑은 고딕" w:hint="eastAsia"/>
+                <w:color w:val="000000"/>
+                <w:szCs w:val="22"/>
+              </w:rPr>
+              <w:t>583개</w:t>
+            </w:r>
+          </w:p>
+        </w:tc>
+      </w:tr>
+      <w:tr>
+        <w:tc>
+          <w:tcPr>
+            <w:tcW w:w="4259" w:type="dxa"/>
+          </w:tcPr>
+          <w:p>
+            <w:pPr>
+              <w:rPr>
+                <w:rFonts w:hint="eastAsia"/>
+              </w:rPr>
+            </w:pPr>
+            <w:r>
+              <w:rPr>
+                <w:rFonts w:hint="eastAsia"/>
+              </w:rPr>
+              <w:t>Complete</w:t>
+            </w:r>
+          </w:p>
+        </w:tc>
+        <w:tc>
+          <w:tcPr>
+            <w:tcW w:w="4317" w:type="dxa"/>
+          </w:tcPr>
+          <w:p>
+            <w:pPr>
+              <w:widowControl/>
+              <w:wordWrap/>
+              <w:autoSpaceDE/>
+              <w:autoSpaceDN/>
+              <w:rPr>
+                <w:rFonts w:ascii="맑은 고딕" w:eastAsia="맑은 고딕" w:hAnsi="맑은 고딕" w:hint="eastAsia"/>
+                <w:color w:val="000000"/>
+                <w:szCs w:val="22"/>
+              </w:rPr>
+            </w:pPr>
+            <w:r>
+              <w:rPr>
+                <w:rFonts w:ascii="맑은 고딕" w:eastAsia="맑은 고딕" w:hAnsi="맑은 고딕" w:hint="eastAsia"/>
+                <w:color w:val="000000"/>
+                <w:szCs w:val="22"/>
+              </w:rPr>
+              <w:t>3665 개</w:t>
+            </w:r>
+          </w:p>
+        </w:tc>
+      </w:tr>
+    </w:tbl>
+    <w:p>
+      <w:pPr>
+        <w:ind w:left="440"/>
+      </w:pPr>
+    </w:p>
+    <w:p>
+      <w:pPr>
+        <w:pStyle w:val="a6"/>
+        <w:numPr>
+          <w:ilvl w:val="0"/>
+          <w:numId w:val="13"/>
+        </w:numPr>
+      </w:pPr>
+      <w:r>
+        <w:t>각</w:t>
+      </w:r>
+      <w:r>
+        <w:rPr>
+          <w:rFonts w:hint="eastAsia"/>
+        </w:rPr>
+        <w:t xml:space="preserve"> 노드 별 Vehicle Capacity</w:t>
+      </w:r>
+    </w:p>
+    <w:p>
+      <w:pPr>
+        <w:pStyle w:val="ab"/>
+        <w:ind w:left="440"/>
+      </w:pPr>
+      <w:r>
+        <w:rPr>
+          <w:noProof/>
+        </w:rPr>
+        <w:drawing>
+          <wp:inline distT="0" distB="0" distL="0" distR="0" wp14:anchorId="1D6E1991" wp14:editId="677A3BB2">
+            <wp:extent cx="5731510" cy="2743200"/>
+            <wp:effectExtent l="19050" t="19050" r="21590" b="19050"/>
+            <wp:docPr id="881261244" name="그림 3"/>
+            <wp:cNvGraphicFramePr>
+              <a:graphicFrameLocks xmlns:a="http://schemas.openxmlformats.org/drawingml/2006/main" noChangeAspect="1"/>
+            </wp:cNvGraphicFramePr>
+            <a:graphic xmlns:a="http://schemas.openxmlformats.org/drawingml/2006/main">
+              <a:graphicData uri="http://schemas.openxmlformats.org/drawingml/2006/picture">
+                <pic:pic xmlns:pic="http://schemas.openxmlformats.org/drawingml/2006/picture">
+                  <pic:nvPicPr>
+                    <pic:cNvPr id="0" name="Picture 1"/>
+                    <pic:cNvPicPr>
+                      <a:picLocks noChangeAspect="1" noChangeArrowheads="1"/>
+                    </pic:cNvPicPr>
+                  </pic:nvPicPr>
+                  <pic:blipFill>
+                    <a:blip r:embed="rId10" cstate="print">
+                      <a:extLst>
+                        <a:ext uri="{28A0092B-C50C-407E-A947-70E740481C1C}">
+                          <a14:useLocalDpi xmlns:a14="http://schemas.microsoft.com/office/drawing/2010/main" val="0"/>
+                        </a:ext>
+                      </a:extLst>
+                    </a:blip>
+                    <a:srcRect/>
+                    <a:stretch>
+                      <a:fillRect/>
+                    </a:stretch>
+                  </pic:blipFill>
+                  <pic:spPr bwMode="auto">
+                    <a:xfrm>
+                      <a:off x="0" y="0"/>
+                      <a:ext cx="5731510" cy="2743200"/>
+                    </a:xfrm>
+                    <a:prstGeom prst="rect">
+                      <a:avLst/>
+                    </a:prstGeom>
+                    <a:noFill/>
+                    <a:ln>
+                      <a:solidFill>
+                        <a:schemeClr val="tx1"/>
+                      </a:solidFill>
+                    </a:ln>
+                  </pic:spPr>
+                </pic:pic>
+              </a:graphicData>
+            </a:graphic>
+          </wp:inline>
+        </w:drawing>
+      </w:r>
+    </w:p>
+    <w:p>
+      <w:pPr>
+        <w:rPr>
+          <w:rFonts w:hint="eastAsia"/>
+        </w:rPr>
+      </w:pPr>
     </w:p>
     <w:sectPr>
       <w:pgSz w:w="11906" w:h="16838"/>
@@ -1074,9 +2486,148 @@
 </w:document>
 </file>
 
+<file path=word/endnotes.xml><?xml version="1.0" encoding="utf-8"?>
+<w:endnotes xmlns:wpc="http://schemas.microsoft.com/office/word/2010/wordprocessingCanvas" xmlns:cx="http://schemas.microsoft.com/office/drawing/2014/chartex" xmlns:cx1="http://schemas.microsoft.com/office/drawing/2015/9/8/chartex" xmlns:cx2="http://schemas.microsoft.com/office/drawing/2015/10/21/chartex" xmlns:cx3="http://schemas.microsoft.com/office/drawing/2016/5/9/chartex" xmlns:cx4="http://schemas.microsoft.com/office/drawing/2016/5/10/chartex" xmlns:cx5="http://schemas.microsoft.com/office/drawing/2016/5/11/chartex" xmlns:cx6="http://schemas.microsoft.com/office/drawing/2016/5/12/chartex" xmlns:cx7="http://schemas.microsoft.com/office/drawing/2016/5/13/chartex" xmlns:cx8="http://schemas.microsoft.com/office/drawing/2016/5/14/chartex" xmlns:mc="http://schemas.openxmlformats.org/markup-compatibility/2006" xmlns:aink="http://schemas.microsoft.com/office/drawing/2016/ink" xmlns:am3d="http://schemas.microsoft.com/office/drawing/2017/model3d" xmlns:o="urn:schemas-microsoft-com:office:office" xmlns:oel="http://schemas.microsoft.com/office/2019/extlst" xmlns:r="http://schemas.openxmlformats.org/officeDocument/2006/relationships" xmlns:m="http://schemas.openxmlformats.org/officeDocument/2006/math" xmlns:v="urn:schemas-microsoft-com:vml" xmlns:wp14="http://schemas.microsoft.com/office/word/2010/wordprocessingDrawing" xmlns:wp="http://schemas.openxmlformats.org/drawingml/2006/wordprocessingDrawing" xmlns:w10="urn:schemas-microsoft-com:office:word" xmlns:w="http://schemas.openxmlformats.org/wordprocessingml/2006/main" xmlns:w14="http://schemas.microsoft.com/office/word/2010/wordml" xmlns:w15="http://schemas.microsoft.com/office/word/2012/wordml" xmlns:w16cei="http://schemas.microsoft.com/office/word/2026/wordml/cei" xmlns:w16cex="http://schemas.microsoft.com/office/word/2018/wordml/cex" xmlns:w16cid="http://schemas.microsoft.com/office/word/2016/wordml/cid" xmlns:w16="http://schemas.microsoft.com/office/word/2018/wordml" xmlns:w16du="http://schemas.microsoft.com/office/word/2023/wordml/word16du" xmlns:w16sdtdh="http://schemas.microsoft.com/office/word/2020/wordml/sdtdatahash" xmlns:w16sdtfl="http://schemas.microsoft.com/office/word/2024/wordml/sdtformatlock" xmlns:w16se="http://schemas.microsoft.com/office/word/2015/wordml/symex" xmlns:wpg="http://schemas.microsoft.com/office/word/2010/wordprocessingGroup" xmlns:wpi="http://schemas.microsoft.com/office/word/2010/wordprocessingInk" xmlns:wne="http://schemas.microsoft.com/office/word/2006/wordml" xmlns:wps="http://schemas.microsoft.com/office/word/2010/wordprocessingShape" mc:Ignorable="w14 w15 w16se w16cid w16 w16cex w16sdtdh w16sdtfl w16du wp14">
+  <w:endnote w:type="separator" w:id="-1">
+    <w:p>
+      <w:pPr>
+        <w:spacing w:after="0"/>
+      </w:pPr>
+      <w:r>
+        <w:separator/>
+      </w:r>
+    </w:p>
+  </w:endnote>
+  <w:endnote w:type="continuationSeparator" w:id="0">
+    <w:p>
+      <w:pPr>
+        <w:spacing w:after="0"/>
+      </w:pPr>
+      <w:r>
+        <w:continuationSeparator/>
+      </w:r>
+    </w:p>
+  </w:endnote>
+</w:endnotes>
+</file>
+
+<file path=word/footnotes.xml><?xml version="1.0" encoding="utf-8"?>
+<w:footnotes xmlns:wpc="http://schemas.microsoft.com/office/word/2010/wordprocessingCanvas" xmlns:cx="http://schemas.microsoft.com/office/drawing/2014/chartex" xmlns:cx1="http://schemas.microsoft.com/office/drawing/2015/9/8/chartex" xmlns:cx2="http://schemas.microsoft.com/office/drawing/2015/10/21/chartex" xmlns:cx3="http://schemas.microsoft.com/office/drawing/2016/5/9/chartex" xmlns:cx4="http://schemas.microsoft.com/office/drawing/2016/5/10/chartex" xmlns:cx5="http://schemas.microsoft.com/office/drawing/2016/5/11/chartex" xmlns:cx6="http://schemas.microsoft.com/office/drawing/2016/5/12/chartex" xmlns:cx7="http://schemas.microsoft.com/office/drawing/2016/5/13/chartex" xmlns:cx8="http://schemas.microsoft.com/office/drawing/2016/5/14/chartex" xmlns:mc="http://schemas.openxmlformats.org/markup-compatibility/2006" xmlns:aink="http://schemas.microsoft.com/office/drawing/2016/ink" xmlns:am3d="http://schemas.microsoft.com/office/drawing/2017/model3d" xmlns:o="urn:schemas-microsoft-com:office:office" xmlns:oel="http://schemas.microsoft.com/office/2019/extlst" xmlns:r="http://schemas.openxmlformats.org/officeDocument/2006/relationships" xmlns:m="http://schemas.openxmlformats.org/officeDocument/2006/math" xmlns:v="urn:schemas-microsoft-com:vml" xmlns:wp14="http://schemas.microsoft.com/office/word/2010/wordprocessingDrawing" xmlns:wp="http://schemas.openxmlformats.org/drawingml/2006/wordprocessingDrawing" xmlns:w10="urn:schemas-microsoft-com:office:word" xmlns:w="http://schemas.openxmlformats.org/wordprocessingml/2006/main" xmlns:w14="http://schemas.microsoft.com/office/word/2010/wordml" xmlns:w15="http://schemas.microsoft.com/office/word/2012/wordml" xmlns:w16cei="http://schemas.microsoft.com/office/word/2026/wordml/cei" xmlns:w16cex="http://schemas.microsoft.com/office/word/2018/wordml/cex" xmlns:w16cid="http://schemas.microsoft.com/office/word/2016/wordml/cid" xmlns:w16="http://schemas.microsoft.com/office/word/2018/wordml" xmlns:w16du="http://schemas.microsoft.com/office/word/2023/wordml/word16du" xmlns:w16sdtdh="http://schemas.microsoft.com/office/word/2020/wordml/sdtdatahash" xmlns:w16sdtfl="http://schemas.microsoft.com/office/word/2024/wordml/sdtformatlock" xmlns:w16se="http://schemas.microsoft.com/office/word/2015/wordml/symex" xmlns:wpg="http://schemas.microsoft.com/office/word/2010/wordprocessingGroup" xmlns:wpi="http://schemas.microsoft.com/office/word/2010/wordprocessingInk" xmlns:wne="http://schemas.microsoft.com/office/word/2006/wordml" xmlns:wps="http://schemas.microsoft.com/office/word/2010/wordprocessingShape" mc:Ignorable="w14 w15 w16se w16cid w16 w16cex w16sdtdh w16sdtfl w16du wp14">
+  <w:footnote w:type="separator" w:id="-1">
+    <w:p>
+      <w:pPr>
+        <w:spacing w:after="0"/>
+      </w:pPr>
+      <w:r>
+        <w:separator/>
+      </w:r>
+    </w:p>
+  </w:footnote>
+  <w:footnote w:type="continuationSeparator" w:id="0">
+    <w:p>
+      <w:pPr>
+        <w:spacing w:after="0"/>
+      </w:pPr>
+      <w:r>
+        <w:continuationSeparator/>
+      </w:r>
+    </w:p>
+  </w:footnote>
+</w:footnotes>
+</file>
+
 <file path=word/numbering.xml><?xml version="1.0" encoding="utf-8"?>
 <w:numbering xmlns:wpc="http://schemas.microsoft.com/office/word/2010/wordprocessingCanvas" xmlns:cx="http://schemas.microsoft.com/office/drawing/2014/chartex" xmlns:cx1="http://schemas.microsoft.com/office/drawing/2015/9/8/chartex" xmlns:cx2="http://schemas.microsoft.com/office/drawing/2015/10/21/chartex" xmlns:cx3="http://schemas.microsoft.com/office/drawing/2016/5/9/chartex" xmlns:cx4="http://schemas.microsoft.com/office/drawing/2016/5/10/chartex" xmlns:cx5="http://schemas.microsoft.com/office/drawing/2016/5/11/chartex" xmlns:cx6="http://schemas.microsoft.com/office/drawing/2016/5/12/chartex" xmlns:cx7="http://schemas.microsoft.com/office/drawing/2016/5/13/chartex" xmlns:cx8="http://schemas.microsoft.com/office/drawing/2016/5/14/chartex" xmlns:mc="http://schemas.openxmlformats.org/markup-compatibility/2006" xmlns:aink="http://schemas.microsoft.com/office/drawing/2016/ink" xmlns:am3d="http://schemas.microsoft.com/office/drawing/2017/model3d" xmlns:o="urn:schemas-microsoft-com:office:office" xmlns:oel="http://schemas.microsoft.com/office/2019/extlst" xmlns:r="http://schemas.openxmlformats.org/officeDocument/2006/relationships" xmlns:m="http://schemas.openxmlformats.org/officeDocument/2006/math" xmlns:v="urn:schemas-microsoft-com:vml" xmlns:wp14="http://schemas.microsoft.com/office/word/2010/wordprocessingDrawing" xmlns:wp="http://schemas.openxmlformats.org/drawingml/2006/wordprocessingDrawing" xmlns:w10="urn:schemas-microsoft-com:office:word" xmlns:w="http://schemas.openxmlformats.org/wordprocessingml/2006/main" xmlns:w14="http://schemas.microsoft.com/office/word/2010/wordml" xmlns:w15="http://schemas.microsoft.com/office/word/2012/wordml" xmlns:w16cei="http://schemas.microsoft.com/office/word/2026/wordml/cei" xmlns:w16cex="http://schemas.microsoft.com/office/word/2018/wordml/cex" xmlns:w16cid="http://schemas.microsoft.com/office/word/2016/wordml/cid" xmlns:w16="http://schemas.microsoft.com/office/word/2018/wordml" xmlns:w16du="http://schemas.microsoft.com/office/word/2023/wordml/word16du" xmlns:w16sdtdh="http://schemas.microsoft.com/office/word/2020/wordml/sdtdatahash" xmlns:w16sdtfl="http://schemas.microsoft.com/office/word/2024/wordml/sdtformatlock" xmlns:w16se="http://schemas.microsoft.com/office/word/2015/wordml/symex" xmlns:wpg="http://schemas.microsoft.com/office/word/2010/wordprocessingGroup" xmlns:wpi="http://schemas.microsoft.com/office/word/2010/wordprocessingInk" xmlns:wne="http://schemas.microsoft.com/office/word/2006/wordml" xmlns:wps="http://schemas.microsoft.com/office/word/2010/wordprocessingShape" mc:Ignorable="w14 w15 w16se w16cid w16 w16cex w16sdtdh w16sdtfl w16du wp14">
   <w:abstractNum w:abstractNumId="0" w15:restartNumberingAfterBreak="0">
+    <w:nsid w:val="036E417B"/>
+    <w:multiLevelType w:val="hybridMultilevel"/>
+    <w:tmpl w:val="7B1A009A"/>
+    <w:lvl w:ilvl="0" w:tplc="658AC9CE">
+      <w:start w:val="1"/>
+      <w:numFmt w:val="decimal"/>
+      <w:lvlText w:val="%1."/>
+      <w:lvlJc w:val="left"/>
+      <w:pPr>
+        <w:ind w:left="800" w:hanging="360"/>
+      </w:pPr>
+      <w:rPr>
+        <w:rFonts w:hint="default"/>
+      </w:rPr>
+    </w:lvl>
+    <w:lvl w:ilvl="1" w:tplc="04090019" w:tentative="1">
+      <w:start w:val="1"/>
+      <w:numFmt w:val="upperLetter"/>
+      <w:lvlText w:val="%2."/>
+      <w:lvlJc w:val="left"/>
+      <w:pPr>
+        <w:ind w:left="1320" w:hanging="440"/>
+      </w:pPr>
+    </w:lvl>
+    <w:lvl w:ilvl="2" w:tplc="0409001B" w:tentative="1">
+      <w:start w:val="1"/>
+      <w:numFmt w:val="lowerRoman"/>
+      <w:lvlText w:val="%3."/>
+      <w:lvlJc w:val="right"/>
+      <w:pPr>
+        <w:ind w:left="1760" w:hanging="440"/>
+      </w:pPr>
+    </w:lvl>
+    <w:lvl w:ilvl="3" w:tplc="0409000F" w:tentative="1">
+      <w:start w:val="1"/>
+      <w:numFmt w:val="decimal"/>
+      <w:lvlText w:val="%4."/>
+      <w:lvlJc w:val="left"/>
+      <w:pPr>
+        <w:ind w:left="2200" w:hanging="440"/>
+      </w:pPr>
+    </w:lvl>
+    <w:lvl w:ilvl="4" w:tplc="04090019" w:tentative="1">
+      <w:start w:val="1"/>
+      <w:numFmt w:val="upperLetter"/>
+      <w:lvlText w:val="%5."/>
+      <w:lvlJc w:val="left"/>
+      <w:pPr>
+        <w:ind w:left="2640" w:hanging="440"/>
+      </w:pPr>
+    </w:lvl>
+    <w:lvl w:ilvl="5" w:tplc="0409001B" w:tentative="1">
+      <w:start w:val="1"/>
+      <w:numFmt w:val="lowerRoman"/>
+      <w:lvlText w:val="%6."/>
+      <w:lvlJc w:val="right"/>
+      <w:pPr>
+        <w:ind w:left="3080" w:hanging="440"/>
+      </w:pPr>
+    </w:lvl>
+    <w:lvl w:ilvl="6" w:tplc="0409000F" w:tentative="1">
+      <w:start w:val="1"/>
+      <w:numFmt w:val="decimal"/>
+      <w:lvlText w:val="%7."/>
+      <w:lvlJc w:val="left"/>
+      <w:pPr>
+        <w:ind w:left="3520" w:hanging="440"/>
+      </w:pPr>
+    </w:lvl>
+    <w:lvl w:ilvl="7" w:tplc="04090019" w:tentative="1">
+      <w:start w:val="1"/>
+      <w:numFmt w:val="upperLetter"/>
+      <w:lvlText w:val="%8."/>
+      <w:lvlJc w:val="left"/>
+      <w:pPr>
+        <w:ind w:left="3960" w:hanging="440"/>
+      </w:pPr>
+    </w:lvl>
+    <w:lvl w:ilvl="8" w:tplc="0409001B" w:tentative="1">
+      <w:start w:val="1"/>
+      <w:numFmt w:val="lowerRoman"/>
+      <w:lvlText w:val="%9."/>
+      <w:lvlJc w:val="right"/>
+      <w:pPr>
+        <w:ind w:left="4400" w:hanging="440"/>
+      </w:pPr>
+    </w:lvl>
+  </w:abstractNum>
+  <w:abstractNum w:abstractNumId="1" w15:restartNumberingAfterBreak="0">
     <w:nsid w:val="215C7226"/>
     <w:multiLevelType w:val="hybridMultilevel"/>
     <w:tmpl w:val="A168A57C"/>
@@ -1165,7 +2716,96 @@
       </w:pPr>
     </w:lvl>
   </w:abstractNum>
-  <w:abstractNum w:abstractNumId="1" w15:restartNumberingAfterBreak="0">
+  <w:abstractNum w:abstractNumId="2" w15:restartNumberingAfterBreak="0">
+    <w:nsid w:val="245747B8"/>
+    <w:multiLevelType w:val="hybridMultilevel"/>
+    <w:tmpl w:val="40DA5484"/>
+    <w:lvl w:ilvl="0" w:tplc="3EACB708">
+      <w:start w:val="1"/>
+      <w:numFmt w:val="decimal"/>
+      <w:lvlText w:val="%1)"/>
+      <w:lvlJc w:val="left"/>
+      <w:pPr>
+        <w:ind w:left="800" w:hanging="360"/>
+      </w:pPr>
+      <w:rPr>
+        <w:rFonts w:hint="default"/>
+      </w:rPr>
+    </w:lvl>
+    <w:lvl w:ilvl="1" w:tplc="04090019" w:tentative="1">
+      <w:start w:val="1"/>
+      <w:numFmt w:val="upperLetter"/>
+      <w:lvlText w:val="%2."/>
+      <w:lvlJc w:val="left"/>
+      <w:pPr>
+        <w:ind w:left="1320" w:hanging="440"/>
+      </w:pPr>
+    </w:lvl>
+    <w:lvl w:ilvl="2" w:tplc="0409001B" w:tentative="1">
+      <w:start w:val="1"/>
+      <w:numFmt w:val="lowerRoman"/>
+      <w:lvlText w:val="%3."/>
+      <w:lvlJc w:val="right"/>
+      <w:pPr>
+        <w:ind w:left="1760" w:hanging="440"/>
+      </w:pPr>
+    </w:lvl>
+    <w:lvl w:ilvl="3" w:tplc="0409000F" w:tentative="1">
+      <w:start w:val="1"/>
+      <w:numFmt w:val="decimal"/>
+      <w:lvlText w:val="%4."/>
+      <w:lvlJc w:val="left"/>
+      <w:pPr>
+        <w:ind w:left="2200" w:hanging="440"/>
+      </w:pPr>
+    </w:lvl>
+    <w:lvl w:ilvl="4" w:tplc="04090019" w:tentative="1">
+      <w:start w:val="1"/>
+      <w:numFmt w:val="upperLetter"/>
+      <w:lvlText w:val="%5."/>
+      <w:lvlJc w:val="left"/>
+      <w:pPr>
+        <w:ind w:left="2640" w:hanging="440"/>
+      </w:pPr>
+    </w:lvl>
+    <w:lvl w:ilvl="5" w:tplc="0409001B" w:tentative="1">
+      <w:start w:val="1"/>
+      <w:numFmt w:val="lowerRoman"/>
+      <w:lvlText w:val="%6."/>
+      <w:lvlJc w:val="right"/>
+      <w:pPr>
+        <w:ind w:left="3080" w:hanging="440"/>
+      </w:pPr>
+    </w:lvl>
+    <w:lvl w:ilvl="6" w:tplc="0409000F" w:tentative="1">
+      <w:start w:val="1"/>
+      <w:numFmt w:val="decimal"/>
+      <w:lvlText w:val="%7."/>
+      <w:lvlJc w:val="left"/>
+      <w:pPr>
+        <w:ind w:left="3520" w:hanging="440"/>
+      </w:pPr>
+    </w:lvl>
+    <w:lvl w:ilvl="7" w:tplc="04090019" w:tentative="1">
+      <w:start w:val="1"/>
+      <w:numFmt w:val="upperLetter"/>
+      <w:lvlText w:val="%8."/>
+      <w:lvlJc w:val="left"/>
+      <w:pPr>
+        <w:ind w:left="3960" w:hanging="440"/>
+      </w:pPr>
+    </w:lvl>
+    <w:lvl w:ilvl="8" w:tplc="0409001B" w:tentative="1">
+      <w:start w:val="1"/>
+      <w:numFmt w:val="lowerRoman"/>
+      <w:lvlText w:val="%9."/>
+      <w:lvlJc w:val="right"/>
+      <w:pPr>
+        <w:ind w:left="4400" w:hanging="440"/>
+      </w:pPr>
+    </w:lvl>
+  </w:abstractNum>
+  <w:abstractNum w:abstractNumId="3" w15:restartNumberingAfterBreak="0">
     <w:nsid w:val="303D404C"/>
     <w:multiLevelType w:val="hybridMultilevel"/>
     <w:tmpl w:val="49D608EA"/>
@@ -1254,7 +2894,7 @@
       </w:pPr>
     </w:lvl>
   </w:abstractNum>
-  <w:abstractNum w:abstractNumId="2" w15:restartNumberingAfterBreak="0">
+  <w:abstractNum w:abstractNumId="4" w15:restartNumberingAfterBreak="0">
     <w:nsid w:val="464F14E7"/>
     <w:multiLevelType w:val="hybridMultilevel"/>
     <w:tmpl w:val="D1E6E6E6"/>
@@ -1343,7 +2983,7 @@
       </w:pPr>
     </w:lvl>
   </w:abstractNum>
-  <w:abstractNum w:abstractNumId="3" w15:restartNumberingAfterBreak="0">
+  <w:abstractNum w:abstractNumId="5" w15:restartNumberingAfterBreak="0">
     <w:nsid w:val="46BB3972"/>
     <w:multiLevelType w:val="hybridMultilevel"/>
     <w:tmpl w:val="8FA06208"/>
@@ -1456,7 +3096,7 @@
       </w:rPr>
     </w:lvl>
   </w:abstractNum>
-  <w:abstractNum w:abstractNumId="4" w15:restartNumberingAfterBreak="0">
+  <w:abstractNum w:abstractNumId="6" w15:restartNumberingAfterBreak="0">
     <w:nsid w:val="47CA5132"/>
     <w:multiLevelType w:val="hybridMultilevel"/>
     <w:tmpl w:val="EA6CDE10"/>
@@ -1545,7 +3185,7 @@
       </w:pPr>
     </w:lvl>
   </w:abstractNum>
-  <w:abstractNum w:abstractNumId="5" w15:restartNumberingAfterBreak="0">
+  <w:abstractNum w:abstractNumId="7" w15:restartNumberingAfterBreak="0">
     <w:nsid w:val="56803551"/>
     <w:multiLevelType w:val="hybridMultilevel"/>
     <w:tmpl w:val="10200D14"/>
@@ -1634,7 +3274,7 @@
       </w:pPr>
     </w:lvl>
   </w:abstractNum>
-  <w:abstractNum w:abstractNumId="6" w15:restartNumberingAfterBreak="0">
+  <w:abstractNum w:abstractNumId="8" w15:restartNumberingAfterBreak="0">
     <w:nsid w:val="58AE64E3"/>
     <w:multiLevelType w:val="hybridMultilevel"/>
     <w:tmpl w:val="F5FED366"/>
@@ -1747,7 +3387,7 @@
       </w:rPr>
     </w:lvl>
   </w:abstractNum>
-  <w:abstractNum w:abstractNumId="7" w15:restartNumberingAfterBreak="0">
+  <w:abstractNum w:abstractNumId="9" w15:restartNumberingAfterBreak="0">
     <w:nsid w:val="602077CF"/>
     <w:multiLevelType w:val="hybridMultilevel"/>
     <w:tmpl w:val="F2B8133C"/>
@@ -1860,7 +3500,7 @@
       </w:rPr>
     </w:lvl>
   </w:abstractNum>
-  <w:abstractNum w:abstractNumId="8" w15:restartNumberingAfterBreak="0">
+  <w:abstractNum w:abstractNumId="10" w15:restartNumberingAfterBreak="0">
     <w:nsid w:val="67A0206C"/>
     <w:multiLevelType w:val="hybridMultilevel"/>
     <w:tmpl w:val="A1D299B2"/>
@@ -1973,7 +3613,120 @@
       </w:rPr>
     </w:lvl>
   </w:abstractNum>
-  <w:abstractNum w:abstractNumId="9" w15:restartNumberingAfterBreak="0">
+  <w:abstractNum w:abstractNumId="11" w15:restartNumberingAfterBreak="0">
+    <w:nsid w:val="6D756F11"/>
+    <w:multiLevelType w:val="hybridMultilevel"/>
+    <w:tmpl w:val="7AC68072"/>
+    <w:lvl w:ilvl="0" w:tplc="04090001">
+      <w:start w:val="1"/>
+      <w:numFmt w:val="bullet"/>
+      <w:lvlText w:val=""/>
+      <w:lvlJc w:val="left"/>
+      <w:pPr>
+        <w:ind w:left="2040" w:hanging="440"/>
+      </w:pPr>
+      <w:rPr>
+        <w:rFonts w:ascii="Wingdings" w:hAnsi="Wingdings" w:hint="default"/>
+      </w:rPr>
+    </w:lvl>
+    <w:lvl w:ilvl="1" w:tplc="04090003" w:tentative="1">
+      <w:start w:val="1"/>
+      <w:numFmt w:val="bullet"/>
+      <w:lvlText w:val=""/>
+      <w:lvlJc w:val="left"/>
+      <w:pPr>
+        <w:ind w:left="2480" w:hanging="440"/>
+      </w:pPr>
+      <w:rPr>
+        <w:rFonts w:ascii="Wingdings" w:hAnsi="Wingdings" w:hint="default"/>
+      </w:rPr>
+    </w:lvl>
+    <w:lvl w:ilvl="2" w:tplc="04090005" w:tentative="1">
+      <w:start w:val="1"/>
+      <w:numFmt w:val="bullet"/>
+      <w:lvlText w:val=""/>
+      <w:lvlJc w:val="left"/>
+      <w:pPr>
+        <w:ind w:left="2920" w:hanging="440"/>
+      </w:pPr>
+      <w:rPr>
+        <w:rFonts w:ascii="Wingdings" w:hAnsi="Wingdings" w:hint="default"/>
+      </w:rPr>
+    </w:lvl>
+    <w:lvl w:ilvl="3" w:tplc="04090001" w:tentative="1">
+      <w:start w:val="1"/>
+      <w:numFmt w:val="bullet"/>
+      <w:lvlText w:val=""/>
+      <w:lvlJc w:val="left"/>
+      <w:pPr>
+        <w:ind w:left="3360" w:hanging="440"/>
+      </w:pPr>
+      <w:rPr>
+        <w:rFonts w:ascii="Wingdings" w:hAnsi="Wingdings" w:hint="default"/>
+      </w:rPr>
+    </w:lvl>
+    <w:lvl w:ilvl="4" w:tplc="04090003" w:tentative="1">
+      <w:start w:val="1"/>
+      <w:numFmt w:val="bullet"/>
+      <w:lvlText w:val=""/>
+      <w:lvlJc w:val="left"/>
+      <w:pPr>
+        <w:ind w:left="3800" w:hanging="440"/>
+      </w:pPr>
+      <w:rPr>
+        <w:rFonts w:ascii="Wingdings" w:hAnsi="Wingdings" w:hint="default"/>
+      </w:rPr>
+    </w:lvl>
+    <w:lvl w:ilvl="5" w:tplc="04090005" w:tentative="1">
+      <w:start w:val="1"/>
+      <w:numFmt w:val="bullet"/>
+      <w:lvlText w:val=""/>
+      <w:lvlJc w:val="left"/>
+      <w:pPr>
+        <w:ind w:left="4240" w:hanging="440"/>
+      </w:pPr>
+      <w:rPr>
+        <w:rFonts w:ascii="Wingdings" w:hAnsi="Wingdings" w:hint="default"/>
+      </w:rPr>
+    </w:lvl>
+    <w:lvl w:ilvl="6" w:tplc="04090001" w:tentative="1">
+      <w:start w:val="1"/>
+      <w:numFmt w:val="bullet"/>
+      <w:lvlText w:val=""/>
+      <w:lvlJc w:val="left"/>
+      <w:pPr>
+        <w:ind w:left="4680" w:hanging="440"/>
+      </w:pPr>
+      <w:rPr>
+        <w:rFonts w:ascii="Wingdings" w:hAnsi="Wingdings" w:hint="default"/>
+      </w:rPr>
+    </w:lvl>
+    <w:lvl w:ilvl="7" w:tplc="04090003" w:tentative="1">
+      <w:start w:val="1"/>
+      <w:numFmt w:val="bullet"/>
+      <w:lvlText w:val=""/>
+      <w:lvlJc w:val="left"/>
+      <w:pPr>
+        <w:ind w:left="5120" w:hanging="440"/>
+      </w:pPr>
+      <w:rPr>
+        <w:rFonts w:ascii="Wingdings" w:hAnsi="Wingdings" w:hint="default"/>
+      </w:rPr>
+    </w:lvl>
+    <w:lvl w:ilvl="8" w:tplc="04090005" w:tentative="1">
+      <w:start w:val="1"/>
+      <w:numFmt w:val="bullet"/>
+      <w:lvlText w:val=""/>
+      <w:lvlJc w:val="left"/>
+      <w:pPr>
+        <w:ind w:left="5560" w:hanging="440"/>
+      </w:pPr>
+      <w:rPr>
+        <w:rFonts w:ascii="Wingdings" w:hAnsi="Wingdings" w:hint="default"/>
+      </w:rPr>
+    </w:lvl>
+  </w:abstractNum>
+  <w:abstractNum w:abstractNumId="12" w15:restartNumberingAfterBreak="0">
     <w:nsid w:val="7AE56F1C"/>
     <w:multiLevelType w:val="hybridMultilevel"/>
     <w:tmpl w:val="20BAE6AA"/>
@@ -2063,33 +3816,42 @@
     </w:lvl>
   </w:abstractNum>
   <w:num w:numId="1" w16cid:durableId="872840389">
+    <w:abstractNumId w:val="7"/>
+  </w:num>
+  <w:num w:numId="2" w16cid:durableId="2108887754">
     <w:abstractNumId w:val="5"/>
   </w:num>
-  <w:num w:numId="2" w16cid:durableId="2108887754">
+  <w:num w:numId="3" w16cid:durableId="1507209115">
+    <w:abstractNumId w:val="12"/>
+  </w:num>
+  <w:num w:numId="4" w16cid:durableId="712730229">
+    <w:abstractNumId w:val="9"/>
+  </w:num>
+  <w:num w:numId="5" w16cid:durableId="52435420">
+    <w:abstractNumId w:val="10"/>
+  </w:num>
+  <w:num w:numId="6" w16cid:durableId="1325814338">
+    <w:abstractNumId w:val="8"/>
+  </w:num>
+  <w:num w:numId="7" w16cid:durableId="1028264234">
+    <w:abstractNumId w:val="6"/>
+  </w:num>
+  <w:num w:numId="8" w16cid:durableId="474958331">
+    <w:abstractNumId w:val="1"/>
+  </w:num>
+  <w:num w:numId="9" w16cid:durableId="1681274934">
     <w:abstractNumId w:val="3"/>
   </w:num>
-  <w:num w:numId="3" w16cid:durableId="1507209115">
-    <w:abstractNumId w:val="9"/>
-  </w:num>
-  <w:num w:numId="4" w16cid:durableId="712730229">
-    <w:abstractNumId w:val="7"/>
-  </w:num>
-  <w:num w:numId="5" w16cid:durableId="52435420">
-    <w:abstractNumId w:val="8"/>
-  </w:num>
-  <w:num w:numId="6" w16cid:durableId="1325814338">
-    <w:abstractNumId w:val="6"/>
-  </w:num>
-  <w:num w:numId="7" w16cid:durableId="1028264234">
+  <w:num w:numId="10" w16cid:durableId="152377489">
     <w:abstractNumId w:val="4"/>
   </w:num>
-  <w:num w:numId="8" w16cid:durableId="474958331">
+  <w:num w:numId="11" w16cid:durableId="197619935">
+    <w:abstractNumId w:val="11"/>
+  </w:num>
+  <w:num w:numId="12" w16cid:durableId="485785529">
     <w:abstractNumId w:val="0"/>
   </w:num>
-  <w:num w:numId="9" w16cid:durableId="1681274934">
-    <w:abstractNumId w:val="1"/>
-  </w:num>
-  <w:num w:numId="10" w16cid:durableId="152377489">
+  <w:num w:numId="13" w16cid:durableId="1416976887">
     <w:abstractNumId w:val="2"/>
   </w:num>
 </w:numbering>
@@ -3011,6 +4773,90 @@
       <w:spacing w:val="5"/>
     </w:rPr>
   </w:style>
+  <w:style w:type="table" w:styleId="aa">
+    <w:name w:val="Table Grid"/>
+    <w:basedOn w:val="a1"/>
+    <w:uiPriority w:val="39"/>
+    <w:rsid w:val="00A46E82"/>
+    <w:pPr>
+      <w:spacing w:after="0"/>
+    </w:pPr>
+    <w:tblPr>
+      <w:tblBorders>
+        <w:top w:val="single" w:sz="4" w:space="0" w:color="auto"/>
+        <w:left w:val="single" w:sz="4" w:space="0" w:color="auto"/>
+        <w:bottom w:val="single" w:sz="4" w:space="0" w:color="auto"/>
+        <w:right w:val="single" w:sz="4" w:space="0" w:color="auto"/>
+        <w:insideH w:val="single" w:sz="4" w:space="0" w:color="auto"/>
+        <w:insideV w:val="single" w:sz="4" w:space="0" w:color="auto"/>
+      </w:tblBorders>
+    </w:tblPr>
+  </w:style>
+  <w:style w:type="paragraph" w:styleId="ab">
+    <w:name w:val="Normal (Web)"/>
+    <w:basedOn w:val="a"/>
+    <w:uiPriority w:val="99"/>
+    <w:semiHidden/>
+    <w:unhideWhenUsed/>
+    <w:rsid w:val="00194CBB"/>
+    <w:pPr>
+      <w:widowControl/>
+      <w:wordWrap/>
+      <w:autoSpaceDE/>
+      <w:autoSpaceDN/>
+      <w:spacing w:before="100" w:beforeAutospacing="1" w:after="100" w:afterAutospacing="1"/>
+    </w:pPr>
+    <w:rPr>
+      <w:rFonts w:ascii="굴림" w:eastAsia="굴림" w:hAnsi="굴림" w:cs="굴림"/>
+      <w:kern w:val="0"/>
+      <w:sz w:val="24"/>
+      <w14:ligatures w14:val="none"/>
+    </w:rPr>
+  </w:style>
+  <w:style w:type="paragraph" w:styleId="ac">
+    <w:name w:val="header"/>
+    <w:basedOn w:val="a"/>
+    <w:link w:val="Char3"/>
+    <w:uiPriority w:val="99"/>
+    <w:unhideWhenUsed/>
+    <w:rsid w:val="00816B78"/>
+    <w:pPr>
+      <w:tabs>
+        <w:tab w:val="center" w:pos="4513"/>
+        <w:tab w:val="right" w:pos="9026"/>
+      </w:tabs>
+      <w:snapToGrid w:val="0"/>
+    </w:pPr>
+  </w:style>
+  <w:style w:type="character" w:customStyle="1" w:styleId="Char3">
+    <w:name w:val="머리글 Char"/>
+    <w:basedOn w:val="a0"/>
+    <w:link w:val="ac"/>
+    <w:uiPriority w:val="99"/>
+    <w:rsid w:val="00816B78"/>
+  </w:style>
+  <w:style w:type="paragraph" w:styleId="ad">
+    <w:name w:val="footer"/>
+    <w:basedOn w:val="a"/>
+    <w:link w:val="Char4"/>
+    <w:uiPriority w:val="99"/>
+    <w:unhideWhenUsed/>
+    <w:rsid w:val="00816B78"/>
+    <w:pPr>
+      <w:tabs>
+        <w:tab w:val="center" w:pos="4513"/>
+        <w:tab w:val="right" w:pos="9026"/>
+      </w:tabs>
+      <w:snapToGrid w:val="0"/>
+    </w:pPr>
+  </w:style>
+  <w:style w:type="character" w:customStyle="1" w:styleId="Char4">
+    <w:name w:val="바닥글 Char"/>
+    <w:basedOn w:val="a0"/>
+    <w:link w:val="ad"/>
+    <w:uiPriority w:val="99"/>
+    <w:rsid w:val="00816B78"/>
+  </w:style>
 </w:styles>
 </file>
 
